--- a/pr-preview/pr-436/mcmc-handout-tracked-changes.docx
+++ b/pr-preview/pr-436/mcmc-handout-tracked-changes.docx
@@ -16,7 +16,7 @@
       </w:pPr>
       <w:del w:id="1" w:author="PR Preview" w:date="2026-01-01T00:00:00Z">
         <w:r>
-          <w:delText xml:space="preserve">Last modified: 2026-10-22 14:07:34 (PDT)</w:delText>
+          <w:delText xml:space="preserve">Last modified: 2026-10-22 15:19:15 (PDT)</w:delText>
         </w:r>
       </w:del>
     </w:p>
@@ -26,7 +26,7 @@
       </w:pPr>
       <w:ins w:id="2" w:author="PR Preview" w:date="2026-01-01T00:00:00Z">
         <w:r>
-          <w:t xml:space="preserve">Last modified: 2026-10-22 14:37:13 (PDT)</w:t>
+          <w:t xml:space="preserve">Last modified: 2026-10-22 15:47:56 (PDT)</w:t>
         </w:r>
       </w:ins>
     </w:p>
@@ -1035,277 +1035,93 @@
       <w:pPr>
         <w:pStyle w:val="FirstParagraph"/>
       </w:pPr>
-      <w:del w:id="3" w:author="PR Preview" w:date="2026-01-01T00:00:00Z">
+      <w:r>
+        <w:rPr>
+          <w:b/>
+          <w:bCs/>
+        </w:rPr>
+        <w:t xml:space="preserve">Definition 2 (Monte Carlo estimate)</w:t>
+      </w:r>
+      <w:r>
+        <w:t xml:space="preserve"> </w:t>
+      </w:r>
+      <w:r>
+        <w:t xml:space="preserve">Given draws</w:t>
+      </w:r>
+      <w:r>
+        <w:t xml:space="preserve"> </w:t>
+      </w:r>
+      <w:r>
+        <w:t xml:space="preserve">$\mathord{\smash[b]{\underset{\raise.3ex\hbox{$\scriptstyle\sim$}}{\theta}}\vphantom{\theta}}^{(1)}, \ldots, \mathord{\smash[b]{\underset{\raise.3ex\hbox{$\scriptstyle\sim$}}{\theta}}\vphantom{\theta}}^{(M)} \ \sim_{\operatorname{iid}}\ \operatorname{p}(\mathord{\smash[b]{\underset{\raise.3ex\hbox{$\scriptstyle\sim$}}{\theta}}\vphantom{\theta}}\mid \mathord{\smash[b]{\underset{\raise.3ex\hbox{$\scriptstyle\sim$}}{y}}\vphantom{y}})$</w:t>
+      </w:r>
+      <w:r>
+        <w:t xml:space="preserve"> </w:t>
+      </w:r>
+      <w:r>
+        <w:t xml:space="preserve">and a function</w:t>
+      </w:r>
+      <w:r>
+        <w:t xml:space="preserve"> </w:t>
+      </w:r>
+      <m:oMath>
+        <m:r>
+          <m:t>g</m:t>
+        </m:r>
+      </m:oMath>
+      <w:r>
+        <w:t xml:space="preserve">,</w:t>
+      </w:r>
+      <w:r>
+        <w:t xml:space="preserve"> </w:t>
+      </w:r>
+      <w:r>
+        <w:t xml:space="preserve">the</w:t>
+      </w:r>
+      <w:r>
+        <w:t xml:space="preserve"> </w:t>
+      </w:r>
+      <w:r>
+        <w:rPr>
+          <w:b/>
+          <w:bCs/>
+        </w:rPr>
+        <w:t xml:space="preserve">Monte Carlo estimate</w:t>
+      </w:r>
+      <w:r>
+        <w:t xml:space="preserve"> </w:t>
+      </w:r>
+      <w:r>
+        <w:t xml:space="preserve">of the</w:t>
+      </w:r>
+      <w:r>
+        <w:t xml:space="preserve"> </w:t>
+      </w:r>
+      <w:hyperlink w:anchor="def-posterior">
         <w:r>
           <w:rPr>
-            <w:b/>
-            <w:bCs/>
+            <w:rStyle w:val="Hyperlink"/>
           </w:rPr>
-          <w:delText xml:space="preserve">Definition 2 (Monte Carlo estimate)</w:delText>
+          <w:t xml:space="preserve">posterior</w:t>
         </w:r>
-      </w:del>
-      <w:del w:id="4" w:author="PR Preview" w:date="2026-01-01T00:00:00Z">
-        <w:r>
-          <w:delText xml:space="preserve"> </w:delText>
-        </w:r>
-      </w:del>
-      <w:del w:id="5" w:author="PR Preview" w:date="2026-01-01T00:00:00Z">
-        <w:r>
-          <w:delText xml:space="preserve">Given draws</w:delText>
-        </w:r>
-      </w:del>
-      <w:del w:id="6" w:author="PR Preview" w:date="2026-01-01T00:00:00Z">
-        <w:r>
-          <w:delText xml:space="preserve"> </w:delText>
-        </w:r>
-      </w:del>
-      <w:del w:id="7" w:author="PR Preview" w:date="2026-01-01T00:00:00Z">
-        <w:r>
-          <w:delText xml:space="preserve">$\mathord{\smash[b]{\underset{\raise.3ex\hbox{$\scriptstyle\sim$}}{\theta}}\vphantom{\theta}}^{(1)}, \ldots, \mathord{\smash[b]{\underset{\raise.3ex\hbox{$\scriptstyle\sim$}}{\theta}}\vphantom{\theta}}^{(M)} \ \sim_{\operatorname{iid}}\ \operatorname{p}(\mathord{\smash[b]{\underset{\raise.3ex\hbox{$\scriptstyle\sim$}}{\theta}}\vphantom{\theta}}\mid \mathord{\smash[b]{\underset{\raise.3ex\hbox{$\scriptstyle\sim$}}{y}}\vphantom{y}})$</w:delText>
-        </w:r>
-      </w:del>
-      <w:del w:id="8" w:author="PR Preview" w:date="2026-01-01T00:00:00Z">
-        <w:r>
-          <w:delText xml:space="preserve"> </w:delText>
-        </w:r>
-      </w:del>
-      <w:del w:id="9" w:author="PR Preview" w:date="2026-01-01T00:00:00Z">
-        <w:r>
-          <w:delText xml:space="preserve">and a function</w:delText>
-        </w:r>
-      </w:del>
-      <w:del w:id="10" w:author="PR Preview" w:date="2026-01-01T00:00:00Z">
-        <w:r>
-          <w:delText xml:space="preserve"> </w:delText>
-        </w:r>
-      </w:del>
-      <m:oMath>
-        <m:r>
-          <m:t>g</m:t>
-        </m:r>
-      </m:oMath>
-      <w:del w:id="11" w:author="PR Preview" w:date="2026-01-01T00:00:00Z">
-        <w:r>
-          <w:delText xml:space="preserve">,</w:delText>
-        </w:r>
-      </w:del>
-      <w:del w:id="12" w:author="PR Preview" w:date="2026-01-01T00:00:00Z">
-        <w:r>
-          <w:delText xml:space="preserve"> </w:delText>
-        </w:r>
-      </w:del>
-      <w:del w:id="13" w:author="PR Preview" w:date="2026-01-01T00:00:00Z">
-        <w:r>
-          <w:delText xml:space="preserve">the</w:delText>
-        </w:r>
-      </w:del>
-      <w:del w:id="14" w:author="PR Preview" w:date="2026-01-01T00:00:00Z">
-        <w:r>
-          <w:delText xml:space="preserve"> </w:delText>
-        </w:r>
-      </w:del>
-      <w:del w:id="15" w:author="PR Preview" w:date="2026-01-01T00:00:00Z">
-        <w:r>
-          <w:rPr>
-            <w:b/>
-            <w:bCs/>
-          </w:rPr>
-          <w:delText xml:space="preserve">Monte Carlo estimate</w:delText>
-        </w:r>
-      </w:del>
-      <w:del w:id="16" w:author="PR Preview" w:date="2026-01-01T00:00:00Z">
-        <w:r>
-          <w:delText xml:space="preserve"> </w:delText>
-        </w:r>
-      </w:del>
-      <w:del w:id="17" w:author="PR Preview" w:date="2026-01-01T00:00:00Z">
-        <w:r>
-          <w:delText xml:space="preserve">of the</w:delText>
-        </w:r>
-      </w:del>
-      <w:del w:id="18" w:author="PR Preview" w:date="2026-01-01T00:00:00Z">
-        <w:r>
-          <w:delText xml:space="preserve"> </w:delText>
-        </w:r>
-      </w:del>
-      <w:hyperlink w:anchor="def-posterior">
-        <w:del w:id="19" w:author="PR Preview" w:date="2026-01-01T00:00:00Z">
-          <w:r>
-            <w:rPr>
-              <w:rStyle w:val="Hyperlink"/>
-            </w:rPr>
-            <w:delText xml:space="preserve">posterior</w:delText>
-          </w:r>
-        </w:del>
       </w:hyperlink>
-      <w:del w:id="20" w:author="PR Preview" w:date="2026-01-01T00:00:00Z">
-        <w:r>
-          <w:delText xml:space="preserve"> </w:delText>
-        </w:r>
-      </w:del>
-      <w:del w:id="21" w:author="PR Preview" w:date="2026-01-01T00:00:00Z">
-        <w:r>
-          <w:delText xml:space="preserve">expectation</w:delText>
-        </w:r>
-      </w:del>
-      <w:del w:id="22" w:author="PR Preview" w:date="2026-01-01T00:00:00Z">
-        <w:r>
-          <w:delText xml:space="preserve"> </w:delText>
-        </w:r>
-      </w:del>
-      <w:del w:id="23" w:author="PR Preview" w:date="2026-01-01T00:00:00Z">
-        <w:r>
-          <w:delText xml:space="preserve">${\operatorname{E}\mathopen{}\left[g(\mathord{\smash[b]{\underset{\raise.3ex\hbox{$\scriptstyle\sim$}}{\theta}}\vphantom{\theta}}) \mid \mathord{\smash[b]{\underset{\raise.3ex\hbox{$\scriptstyle\sim$}}{y}}\vphantom{y}}\right]\mathclose{}}$</w:delText>
-        </w:r>
-      </w:del>
-      <w:del w:id="24" w:author="PR Preview" w:date="2026-01-01T00:00:00Z">
-        <w:r>
-          <w:delText xml:space="preserve"> </w:delText>
-        </w:r>
-      </w:del>
-      <w:del w:id="25" w:author="PR Preview" w:date="2026-01-01T00:00:00Z">
-        <w:r>
-          <w:delText xml:space="preserve">is</w:delText>
-        </w:r>
-      </w:del>
-    </w:p>
-    <w:p>
-      <w:pPr>
-        <w:pStyle w:val="FirstParagraph"/>
-      </w:pPr>
-      <w:ins w:id="26" w:author="PR Preview" w:date="2026-01-01T00:00:00Z">
-        <w:r>
-          <w:rPr>
-            <w:b/>
-            <w:bCs/>
-          </w:rPr>
-          <w:t xml:space="preserve">Definition 2 (Monte Carlo estimate)</w:t>
-        </w:r>
-      </w:ins>
-      <w:ins w:id="27" w:author="PR Preview" w:date="2026-01-01T00:00:00Z">
-        <w:r>
-          <w:t xml:space="preserve"> </w:t>
-        </w:r>
-      </w:ins>
-      <w:ins w:id="28" w:author="PR Preview" w:date="2026-01-01T00:00:00Z">
-        <w:r>
-          <w:t xml:space="preserve">Given draws</w:t>
-        </w:r>
-      </w:ins>
-      <w:ins w:id="29" w:author="PR Preview" w:date="2026-01-01T00:00:00Z">
-        <w:r>
-          <w:t xml:space="preserve"> </w:t>
-        </w:r>
-      </w:ins>
-      <w:ins w:id="30" w:author="PR Preview" w:date="2026-01-01T00:00:00Z">
-        <w:r>
-          <w:t xml:space="preserve">$\mathord{\smash[b]{\underset{\raise.3ex\hbox{$\scriptstyle\sim$}}{\theta}}\vphantom{\theta}}^{(1)}, \ldots, \mathord{\smash[b]{\underset{\raise.3ex\hbox{$\scriptstyle\sim$}}{\theta}}\vphantom{\theta}}^{(M)} \ \sim_{\operatorname{iid}}\ \operatorname{p}(\mathord{\smash[b]{\underset{\raise.3ex\hbox{$\scriptstyle\sim$}}{\theta}}\vphantom{\theta}}\mid \mathord{\smash[b]{\underset{\raise.3ex\hbox{$\scriptstyle\sim$}}{y}}\vphantom{y}})$</w:t>
-        </w:r>
-      </w:ins>
-      <w:ins w:id="31" w:author="PR Preview" w:date="2026-01-01T00:00:00Z">
-        <w:r>
-          <w:t xml:space="preserve"> </w:t>
-        </w:r>
-      </w:ins>
-      <w:ins w:id="32" w:author="PR Preview" w:date="2026-01-01T00:00:00Z">
-        <w:r>
-          <w:t xml:space="preserve">and a function</w:t>
-        </w:r>
-      </w:ins>
-      <w:ins w:id="33" w:author="PR Preview" w:date="2026-01-01T00:00:00Z">
-        <w:r>
-          <w:t xml:space="preserve"> </w:t>
-        </w:r>
-      </w:ins>
-      <m:oMath>
-        <m:r>
-          <m:t>g</m:t>
-        </m:r>
-      </m:oMath>
-      <w:ins w:id="34" w:author="PR Preview" w:date="2026-01-01T00:00:00Z">
-        <w:r>
-          <w:t xml:space="preserve">,</w:t>
-        </w:r>
-      </w:ins>
-      <w:ins w:id="35" w:author="PR Preview" w:date="2026-01-01T00:00:00Z">
-        <w:r>
-          <w:t xml:space="preserve"> </w:t>
-        </w:r>
-      </w:ins>
-      <w:ins w:id="36" w:author="PR Preview" w:date="2026-01-01T00:00:00Z">
-        <w:r>
-          <w:t xml:space="preserve">the</w:t>
-        </w:r>
-      </w:ins>
-      <w:ins w:id="37" w:author="PR Preview" w:date="2026-01-01T00:00:00Z">
-        <w:r>
-          <w:t xml:space="preserve"> </w:t>
-        </w:r>
-      </w:ins>
-      <w:ins w:id="38" w:author="PR Preview" w:date="2026-01-01T00:00:00Z">
-        <w:r>
-          <w:rPr>
-            <w:b/>
-            <w:bCs/>
-          </w:rPr>
-          <w:t xml:space="preserve">Monte Carlo estimate</w:t>
-        </w:r>
-      </w:ins>
-      <w:ins w:id="39" w:author="PR Preview" w:date="2026-01-01T00:00:00Z">
-        <w:r>
-          <w:t xml:space="preserve"> </w:t>
-        </w:r>
-      </w:ins>
-      <w:ins w:id="40" w:author="PR Preview" w:date="2026-01-01T00:00:00Z">
-        <w:r>
-          <w:t xml:space="preserve">of the</w:t>
-        </w:r>
-      </w:ins>
-      <w:ins w:id="41" w:author="PR Preview" w:date="2026-01-01T00:00:00Z">
-        <w:r>
-          <w:t xml:space="preserve"> </w:t>
-        </w:r>
-      </w:ins>
-      <w:hyperlink w:anchor="def-posterior">
-        <w:ins w:id="42" w:author="PR Preview" w:date="2026-01-01T00:00:00Z">
-          <w:r>
-            <w:rPr>
-              <w:rStyle w:val="Hyperlink"/>
-            </w:rPr>
-            <w:t xml:space="preserve">posterior</w:t>
-          </w:r>
-        </w:ins>
-      </w:hyperlink>
-      <w:ins w:id="43" w:author="PR Preview" w:date="2026-01-01T00:00:00Z">
-        <w:r>
-          <w:t xml:space="preserve"> </w:t>
-        </w:r>
-      </w:ins>
-      <w:ins w:id="44" w:author="PR Preview" w:date="2026-01-01T00:00:00Z">
-        <w:r>
-          <w:t xml:space="preserve">expectation</w:t>
-        </w:r>
-      </w:ins>
-      <w:ins w:id="45" w:author="PR Preview" w:date="2026-01-01T00:00:00Z">
-        <w:r>
-          <w:t xml:space="preserve"> </w:t>
-        </w:r>
-      </w:ins>
-      <w:ins w:id="46" w:author="PR Preview" w:date="2026-01-01T00:00:00Z">
-        <w:r>
-          <w:t xml:space="preserve">${\mathbb{E}\mathopen{}\left[g(\mathord{\smash[b]{\underset{\raise.3ex\hbox{$\scriptstyle\sim$}}{\theta}}\vphantom{\theta}}) \mid \mathord{\smash[b]{\underset{\raise.3ex\hbox{$\scriptstyle\sim$}}{y}}\vphantom{y}}\right]\mathclose{}}$</w:t>
-        </w:r>
-      </w:ins>
-      <w:ins w:id="47" w:author="PR Preview" w:date="2026-01-01T00:00:00Z">
-        <w:r>
-          <w:t xml:space="preserve"> </w:t>
-        </w:r>
-      </w:ins>
-      <w:ins w:id="48" w:author="PR Preview" w:date="2026-01-01T00:00:00Z">
-        <w:r>
-          <w:t xml:space="preserve">is</w:t>
-        </w:r>
-      </w:ins>
+      <w:r>
+        <w:t xml:space="preserve"> </w:t>
+      </w:r>
+      <w:r>
+        <w:t xml:space="preserve">expectation</w:t>
+      </w:r>
+      <w:r>
+        <w:t xml:space="preserve"> </w:t>
+      </w:r>
+      <w:r>
+        <w:t xml:space="preserve">${\mathbb{E}\mathopen{}\left[g(\mathord{\smash[b]{\underset{\raise.3ex\hbox{$\scriptstyle\sim$}}{\theta}}\vphantom{\theta}}) \mid \mathord{\smash[b]{\underset{\raise.3ex\hbox{$\scriptstyle\sim$}}{y}}\vphantom{y}}\right]\mathclose{}}$</w:t>
+      </w:r>
+      <w:r>
+        <w:t xml:space="preserve"> </w:t>
+      </w:r>
+      <w:r>
+        <w:t xml:space="preserve">is</w:t>
+      </w:r>
     </w:p>
     <w:p>
       <w:pPr>
@@ -20190,7 +20006,7 @@
     </w:p>
     <w:bookmarkEnd w:id="67"/>
     <w:bookmarkEnd w:id="68"/>
-    <w:bookmarkStart w:id="77" w:name="sec-dic"/>
+    <w:bookmarkStart w:id="78" w:name="sec-dic"/>
     <w:p>
       <w:pPr>
         <w:pStyle w:val="Heading2"/>
@@ -20314,7 +20130,7 @@
       <w:pPr>
         <w:pStyle w:val="BodyText"/>
       </w:pPr>
-      <w:del w:id="49" w:author="PR Preview" w:date="2026-01-01T00:00:00Z">
+      <w:del w:id="3" w:author="PR Preview" w:date="2026-01-01T00:00:00Z">
         <w:r>
           <w:delText xml:space="preserve">$$
     D(\mathord{\smash[b]{\underset{\raise.3ex\hbox{$\scriptstyle\sim$}}{\theta}}\vphantom{\theta}}) \stackrel{\text{def}}{=}-2 \log \operatorname{p}(\mathord{\smash[b]{\underset{\raise.3ex\hbox{$\scriptstyle\sim$}}{y}}\vphantom{y}}\mid \mathord{\smash[b]{\underset{\raise.3ex\hbox{$\scriptstyle\sim$}}{\theta}}\vphantom{\theta}}).
@@ -20326,7 +20142,7 @@
       <w:pPr>
         <w:pStyle w:val="BodyText"/>
       </w:pPr>
-      <w:ins w:id="50" w:author="PR Preview" w:date="2026-01-01T00:00:00Z">
+      <w:ins w:id="4" w:author="PR Preview" w:date="2026-01-01T00:00:00Z">
         <w:r>
           <w:t xml:space="preserve">$$
     {\operatorname{dev}_{\mathrm{DIC}}\mathopen{}\left(\mathord{\smash[b]{\underset{\raise.3ex\hbox{$\scriptstyle\sim$}}{\theta}}\vphantom{\theta}}\right)\mathclose{}} \stackrel{\text{def}}{=}-2 \log \operatorname{p}(\mathord{\smash[b]{\underset{\raise.3ex\hbox{$\scriptstyle\sim$}}{y}}\vphantom{y}}\mid \mathord{\smash[b]{\underset{\raise.3ex\hbox{$\scriptstyle\sim$}}{\theta}}\vphantom{\theta}}).
@@ -20382,12 +20198,12 @@
       </w:r>
     </w:p>
     <w:bookmarkEnd w:id="71"/>
-    <w:bookmarkStart w:id="72" w:name="def-effective-parameters"/>
+    <w:bookmarkStart w:id="72" w:name="def-mean-bayes-deviance"/>
     <w:p>
       <w:pPr>
         <w:pStyle w:val="BodyText"/>
       </w:pPr>
-      <w:del w:id="51" w:author="PR Preview" w:date="2026-01-01T00:00:00Z">
+      <w:del w:id="5" w:author="PR Preview" w:date="2026-01-01T00:00:00Z">
         <w:r>
           <w:rPr>
             <w:b/>
@@ -20396,43 +20212,43 @@
           <w:delText xml:space="preserve">Definition 15 (Effective number of parameters)</w:delText>
         </w:r>
       </w:del>
-      <w:del w:id="52" w:author="PR Preview" w:date="2026-01-01T00:00:00Z">
+      <w:del w:id="6" w:author="PR Preview" w:date="2026-01-01T00:00:00Z">
         <w:r>
           <w:delText xml:space="preserve"> </w:delText>
         </w:r>
       </w:del>
-      <w:del w:id="53" w:author="PR Preview" w:date="2026-01-01T00:00:00Z">
+      <w:del w:id="7" w:author="PR Preview" w:date="2026-01-01T00:00:00Z">
         <w:r>
           <w:delText xml:space="preserve">Let</w:delText>
         </w:r>
       </w:del>
-      <w:del w:id="54" w:author="PR Preview" w:date="2026-01-01T00:00:00Z">
+      <w:del w:id="8" w:author="PR Preview" w:date="2026-01-01T00:00:00Z">
         <w:r>
           <w:delText xml:space="preserve"> </w:delText>
         </w:r>
       </w:del>
-      <w:del w:id="55" w:author="PR Preview" w:date="2026-01-01T00:00:00Z">
+      <w:del w:id="9" w:author="PR Preview" w:date="2026-01-01T00:00:00Z">
         <w:r>
-          <w:delText xml:space="preserve">$\overline{D} \stackrel{\text{def}}{=}{\operatorname{E}\mathopen{}\left[D(\mathord{\smash[b]{\underset{\raise.3ex\hbox{$\scriptstyle\sim$}}{\theta}}\vphantom{\theta}}) \mid \mathord{\smash[b]{\underset{\raise.3ex\hbox{$\scriptstyle\sim$}}{y}}\vphantom{y}}\right]\mathclose{}}$</w:delText>
+          <w:delText xml:space="preserve">$\overline{D} \stackrel{\text{def}}{=}{\mathbb{E}\mathopen{}\left[D(\mathord{\smash[b]{\underset{\raise.3ex\hbox{$\scriptstyle\sim$}}{\theta}}\vphantom{\theta}}) \mid \mathord{\smash[b]{\underset{\raise.3ex\hbox{$\scriptstyle\sim$}}{y}}\vphantom{y}}\right]\mathclose{}}$</w:delText>
         </w:r>
       </w:del>
-      <w:del w:id="56" w:author="PR Preview" w:date="2026-01-01T00:00:00Z">
+      <w:del w:id="10" w:author="PR Preview" w:date="2026-01-01T00:00:00Z">
         <w:r>
           <w:delText xml:space="preserve"> </w:delText>
         </w:r>
       </w:del>
-      <w:del w:id="57" w:author="PR Preview" w:date="2026-01-01T00:00:00Z">
+      <w:del w:id="11" w:author="PR Preview" w:date="2026-01-01T00:00:00Z">
         <w:r>
           <w:delText xml:space="preserve">be the posterior mean of the</w:delText>
         </w:r>
       </w:del>
-      <w:del w:id="58" w:author="PR Preview" w:date="2026-01-01T00:00:00Z">
+      <w:del w:id="12" w:author="PR Preview" w:date="2026-01-01T00:00:00Z">
         <w:r>
           <w:delText xml:space="preserve"> </w:delText>
         </w:r>
       </w:del>
       <w:hyperlink w:anchor="def-bayes-deviance">
-        <w:del w:id="59" w:author="PR Preview" w:date="2026-01-01T00:00:00Z">
+        <w:del w:id="13" w:author="PR Preview" w:date="2026-01-01T00:00:00Z">
           <w:r>
             <w:rPr>
               <w:rStyle w:val="Hyperlink"/>
@@ -20441,57 +20257,57 @@
           </w:r>
         </w:del>
       </w:hyperlink>
-      <w:del w:id="60" w:author="PR Preview" w:date="2026-01-01T00:00:00Z">
+      <w:del w:id="14" w:author="PR Preview" w:date="2026-01-01T00:00:00Z">
         <w:r>
           <w:delText xml:space="preserve">,</w:delText>
         </w:r>
       </w:del>
-      <w:del w:id="61" w:author="PR Preview" w:date="2026-01-01T00:00:00Z">
+      <w:del w:id="15" w:author="PR Preview" w:date="2026-01-01T00:00:00Z">
         <w:r>
           <w:delText xml:space="preserve"> </w:delText>
         </w:r>
       </w:del>
-      <w:del w:id="62" w:author="PR Preview" w:date="2026-01-01T00:00:00Z">
+      <w:del w:id="16" w:author="PR Preview" w:date="2026-01-01T00:00:00Z">
         <w:r>
           <w:delText xml:space="preserve">and let</w:delText>
         </w:r>
       </w:del>
-      <w:del w:id="63" w:author="PR Preview" w:date="2026-01-01T00:00:00Z">
+      <w:del w:id="17" w:author="PR Preview" w:date="2026-01-01T00:00:00Z">
         <w:r>
           <w:delText xml:space="preserve"> </w:delText>
         </w:r>
       </w:del>
-      <w:del w:id="64" w:author="PR Preview" w:date="2026-01-01T00:00:00Z">
+      <w:del w:id="18" w:author="PR Preview" w:date="2026-01-01T00:00:00Z">
         <w:r>
-          <w:delText xml:space="preserve">$\bar{\mathord{\smash[b]{\underset{\raise.3ex\hbox{$\scriptstyle\sim$}}{\theta}}\vphantom{\theta}}} \stackrel{\text{def}}{=}{\operatorname{E}\mathopen{}\left[\mathord{\smash[b]{\underset{\raise.3ex\hbox{$\scriptstyle\sim$}}{\theta}}\vphantom{\theta}}\mid \mathord{\smash[b]{\underset{\raise.3ex\hbox{$\scriptstyle\sim$}}{y}}\vphantom{y}}\right]\mathclose{}}$</w:delText>
+          <w:delText xml:space="preserve">$\bar{\mathord{\smash[b]{\underset{\raise.3ex\hbox{$\scriptstyle\sim$}}{\theta}}\vphantom{\theta}}} \stackrel{\text{def}}{=}{\mathbb{E}\mathopen{}\left[\mathord{\smash[b]{\underset{\raise.3ex\hbox{$\scriptstyle\sim$}}{\theta}}\vphantom{\theta}}\mid \mathord{\smash[b]{\underset{\raise.3ex\hbox{$\scriptstyle\sim$}}{y}}\vphantom{y}}\right]\mathclose{}}$</w:delText>
         </w:r>
       </w:del>
-      <w:del w:id="65" w:author="PR Preview" w:date="2026-01-01T00:00:00Z">
+      <w:del w:id="19" w:author="PR Preview" w:date="2026-01-01T00:00:00Z">
         <w:r>
           <w:delText xml:space="preserve"> </w:delText>
         </w:r>
       </w:del>
-      <w:del w:id="66" w:author="PR Preview" w:date="2026-01-01T00:00:00Z">
+      <w:del w:id="20" w:author="PR Preview" w:date="2026-01-01T00:00:00Z">
         <w:r>
           <w:delText xml:space="preserve">be the posterior mean of the parameters.</w:delText>
         </w:r>
       </w:del>
-      <w:del w:id="67" w:author="PR Preview" w:date="2026-01-01T00:00:00Z">
+      <w:del w:id="21" w:author="PR Preview" w:date="2026-01-01T00:00:00Z">
         <w:r>
           <w:delText xml:space="preserve"> </w:delText>
         </w:r>
       </w:del>
-      <w:del w:id="68" w:author="PR Preview" w:date="2026-01-01T00:00:00Z">
+      <w:del w:id="22" w:author="PR Preview" w:date="2026-01-01T00:00:00Z">
         <w:r>
           <w:delText xml:space="preserve">The</w:delText>
         </w:r>
       </w:del>
-      <w:del w:id="69" w:author="PR Preview" w:date="2026-01-01T00:00:00Z">
+      <w:del w:id="23" w:author="PR Preview" w:date="2026-01-01T00:00:00Z">
         <w:r>
           <w:delText xml:space="preserve"> </w:delText>
         </w:r>
       </w:del>
-      <w:del w:id="70" w:author="PR Preview" w:date="2026-01-01T00:00:00Z">
+      <w:del w:id="24" w:author="PR Preview" w:date="2026-01-01T00:00:00Z">
         <w:r>
           <w:rPr>
             <w:b/>
@@ -20500,12 +20316,12 @@
           <w:delText xml:space="preserve">effective number of parameters</w:delText>
         </w:r>
       </w:del>
-      <w:del w:id="71" w:author="PR Preview" w:date="2026-01-01T00:00:00Z">
+      <w:del w:id="25" w:author="PR Preview" w:date="2026-01-01T00:00:00Z">
         <w:r>
           <w:delText xml:space="preserve"> </w:delText>
         </w:r>
       </w:del>
-      <w:del w:id="72" w:author="PR Preview" w:date="2026-01-01T00:00:00Z">
+      <w:del w:id="26" w:author="PR Preview" w:date="2026-01-01T00:00:00Z">
         <w:r>
           <w:delText xml:space="preserve">is</w:delText>
         </w:r>
@@ -20515,7 +20331,7 @@
       <w:pPr>
         <w:pStyle w:val="BodyText"/>
       </w:pPr>
-      <w:del w:id="73" w:author="PR Preview" w:date="2026-01-01T00:00:00Z">
+      <w:del w:id="27" w:author="PR Preview" w:date="2026-01-01T00:00:00Z">
         <w:r>
           <w:delText xml:space="preserve">$$
     p_D \stackrel{\text{def}}{=}\overline{D} - D(\bar{\mathord{\smash[b]{\underset{\raise.3ex\hbox{$\scriptstyle\sim$}}{\theta}}\vphantom{\theta}}}).
@@ -20525,210 +20341,57 @@
     </w:p>
     <w:p>
       <w:pPr>
-        <w:pStyle w:val="BodyText"/>
+        <w:pStyle w:val="FirstParagraph"/>
       </w:pPr>
-      <w:ins w:id="74" w:author="PR Preview" w:date="2026-01-01T00:00:00Z">
+      <w:del w:id="28" w:author="PR Preview" w:date="2026-01-01T00:00:00Z">
         <w:r>
           <w:rPr>
             <w:b/>
             <w:bCs/>
           </w:rPr>
-          <w:t xml:space="preserve">Definition 15 (Effective number of parameters)</w:t>
+          <w:delText xml:space="preserve">Definition 16 (Deviance information criterion)</w:delText>
         </w:r>
-      </w:ins>
-      <w:ins w:id="75" w:author="PR Preview" w:date="2026-01-01T00:00:00Z">
+      </w:del>
+      <w:del w:id="29" w:author="PR Preview" w:date="2026-01-01T00:00:00Z">
         <w:r>
-          <w:t xml:space="preserve"> </w:t>
+          <w:delText xml:space="preserve"> </w:delText>
         </w:r>
-      </w:ins>
-      <w:ins w:id="76" w:author="PR Preview" w:date="2026-01-01T00:00:00Z">
+      </w:del>
+      <w:del w:id="30" w:author="PR Preview" w:date="2026-01-01T00:00:00Z">
         <w:r>
-          <w:t xml:space="preserve">Let</w:t>
+          <w:delText xml:space="preserve">The</w:delText>
         </w:r>
-      </w:ins>
-      <w:ins w:id="77" w:author="PR Preview" w:date="2026-01-01T00:00:00Z">
+      </w:del>
+      <w:del w:id="31" w:author="PR Preview" w:date="2026-01-01T00:00:00Z">
         <w:r>
-          <w:t xml:space="preserve"> </w:t>
+          <w:delText xml:space="preserve"> </w:delText>
         </w:r>
-      </w:ins>
-      <w:ins w:id="78" w:author="PR Preview" w:date="2026-01-01T00:00:00Z">
-        <w:r>
-          <w:t xml:space="preserve">$\overline{\operatorname{dev}_{\mathrm{DIC}}} \stackrel{\text{def}}{=}{\mathbb{E}\mathopen{}\left[{\operatorname{dev}_{\mathrm{DIC}}\mathopen{}\left(\mathord{\smash[b]{\underset{\raise.3ex\hbox{$\scriptstyle\sim$}}{\theta}}\vphantom{\theta}}\right)\mathclose{}} \mid \mathord{\smash[b]{\underset{\raise.3ex\hbox{$\scriptstyle\sim$}}{y}}\vphantom{y}}\right]\mathclose{}}$</w:t>
-        </w:r>
-      </w:ins>
-      <w:ins w:id="79" w:author="PR Preview" w:date="2026-01-01T00:00:00Z">
-        <w:r>
-          <w:t xml:space="preserve"> </w:t>
-        </w:r>
-      </w:ins>
-      <w:ins w:id="80" w:author="PR Preview" w:date="2026-01-01T00:00:00Z">
-        <w:r>
-          <w:t xml:space="preserve">be the</w:t>
-        </w:r>
-      </w:ins>
-      <w:ins w:id="81" w:author="PR Preview" w:date="2026-01-01T00:00:00Z">
-        <w:r>
-          <w:t xml:space="preserve"> </w:t>
-        </w:r>
-      </w:ins>
-      <w:hyperlink w:anchor="def-posterior">
-        <w:ins w:id="82" w:author="PR Preview" w:date="2026-01-01T00:00:00Z">
-          <w:r>
-            <w:rPr>
-              <w:rStyle w:val="Hyperlink"/>
-            </w:rPr>
-            <w:t xml:space="preserve">posterior</w:t>
-          </w:r>
-        </w:ins>
-      </w:hyperlink>
-      <w:ins w:id="83" w:author="PR Preview" w:date="2026-01-01T00:00:00Z">
-        <w:r>
-          <w:t xml:space="preserve"> </w:t>
-        </w:r>
-      </w:ins>
-      <w:ins w:id="84" w:author="PR Preview" w:date="2026-01-01T00:00:00Z">
-        <w:r>
-          <w:t xml:space="preserve">mean of the</w:t>
-        </w:r>
-      </w:ins>
-      <w:ins w:id="85" w:author="PR Preview" w:date="2026-01-01T00:00:00Z">
-        <w:r>
-          <w:t xml:space="preserve"> </w:t>
-        </w:r>
-      </w:ins>
-      <w:hyperlink w:anchor="def-bayes-deviance">
-        <w:ins w:id="86" w:author="PR Preview" w:date="2026-01-01T00:00:00Z">
-          <w:r>
-            <w:rPr>
-              <w:rStyle w:val="Hyperlink"/>
-            </w:rPr>
-            <w:t xml:space="preserve">deviance</w:t>
-          </w:r>
-        </w:ins>
-      </w:hyperlink>
-      <w:ins w:id="87" w:author="PR Preview" w:date="2026-01-01T00:00:00Z">
-        <w:r>
-          <w:t xml:space="preserve">,</w:t>
-        </w:r>
-      </w:ins>
-      <w:ins w:id="88" w:author="PR Preview" w:date="2026-01-01T00:00:00Z">
-        <w:r>
-          <w:t xml:space="preserve"> </w:t>
-        </w:r>
-      </w:ins>
-      <w:ins w:id="89" w:author="PR Preview" w:date="2026-01-01T00:00:00Z">
-        <w:r>
-          <w:t xml:space="preserve">and let</w:t>
-        </w:r>
-      </w:ins>
-      <w:ins w:id="90" w:author="PR Preview" w:date="2026-01-01T00:00:00Z">
-        <w:r>
-          <w:t xml:space="preserve"> </w:t>
-        </w:r>
-      </w:ins>
-      <w:ins w:id="91" w:author="PR Preview" w:date="2026-01-01T00:00:00Z">
-        <w:r>
-          <w:t xml:space="preserve">$\bar{\mathord{\smash[b]{\underset{\raise.3ex\hbox{$\scriptstyle\sim$}}{\theta}}\vphantom{\theta}}} \stackrel{\text{def}}{=}{\mathbb{E}\mathopen{}\left[\mathord{\smash[b]{\underset{\raise.3ex\hbox{$\scriptstyle\sim$}}{\theta}}\vphantom{\theta}}\mid \mathord{\smash[b]{\underset{\raise.3ex\hbox{$\scriptstyle\sim$}}{y}}\vphantom{y}}\right]\mathclose{}}$</w:t>
-        </w:r>
-      </w:ins>
-      <w:ins w:id="92" w:author="PR Preview" w:date="2026-01-01T00:00:00Z">
-        <w:r>
-          <w:t xml:space="preserve"> </w:t>
-        </w:r>
-      </w:ins>
-      <w:ins w:id="93" w:author="PR Preview" w:date="2026-01-01T00:00:00Z">
-        <w:r>
-          <w:t xml:space="preserve">be the posterior mean of the parameters.</w:t>
-        </w:r>
-      </w:ins>
-      <w:ins w:id="94" w:author="PR Preview" w:date="2026-01-01T00:00:00Z">
-        <w:r>
-          <w:t xml:space="preserve"> </w:t>
-        </w:r>
-      </w:ins>
-      <w:ins w:id="95" w:author="PR Preview" w:date="2026-01-01T00:00:00Z">
-        <w:r>
-          <w:t xml:space="preserve">The</w:t>
-        </w:r>
-      </w:ins>
-      <w:ins w:id="96" w:author="PR Preview" w:date="2026-01-01T00:00:00Z">
-        <w:r>
-          <w:t xml:space="preserve"> </w:t>
-        </w:r>
-      </w:ins>
-      <w:ins w:id="97" w:author="PR Preview" w:date="2026-01-01T00:00:00Z">
+      </w:del>
+      <w:del w:id="32" w:author="PR Preview" w:date="2026-01-01T00:00:00Z">
         <w:r>
           <w:rPr>
             <w:b/>
             <w:bCs/>
           </w:rPr>
-          <w:t xml:space="preserve">effective number of parameters</w:t>
+          <w:delText xml:space="preserve">deviance information criterion</w:delText>
         </w:r>
-      </w:ins>
-      <w:ins w:id="98" w:author="PR Preview" w:date="2026-01-01T00:00:00Z">
+      </w:del>
+      <w:del w:id="33" w:author="PR Preview" w:date="2026-01-01T00:00:00Z">
         <w:r>
-          <w:t xml:space="preserve"> </w:t>
+          <w:delText xml:space="preserve"> </w:delText>
         </w:r>
-      </w:ins>
-      <w:ins w:id="99" w:author="PR Preview" w:date="2026-01-01T00:00:00Z">
+      </w:del>
+      <w:del w:id="34" w:author="PR Preview" w:date="2026-01-01T00:00:00Z">
         <w:r>
-          <w:t xml:space="preserve">is</w:t>
+          <w:delText xml:space="preserve">is</w:delText>
         </w:r>
-      </w:ins>
+      </w:del>
     </w:p>
     <w:p>
       <w:pPr>
         <w:pStyle w:val="BodyText"/>
       </w:pPr>
-      <w:ins w:id="100" w:author="PR Preview" w:date="2026-01-01T00:00:00Z">
-        <w:r>
-          <w:t xml:space="preserve">$$
-    p_D \stackrel{\text{def}}{=}\overline{\operatorname{dev}_{\mathrm{DIC}}} - {\operatorname{dev}_{\mathrm{DIC}}\mathopen{}\left(\bar{\mathord{\smash[b]{\underset{\raise.3ex\hbox{$\scriptstyle\sim$}}{\theta}}\vphantom{\theta}}}\right)\mathclose{}}.
-    $$</w:t>
-        </w:r>
-      </w:ins>
-    </w:p>
-    <w:bookmarkEnd w:id="72"/>
-    <w:bookmarkStart w:id="73" w:name="def-dic"/>
-    <w:p>
-      <w:pPr>
-        <w:pStyle w:val="FirstParagraph"/>
-      </w:pPr>
-      <w:r>
-        <w:rPr>
-          <w:b/>
-          <w:bCs/>
-        </w:rPr>
-        <w:t xml:space="preserve">Definition 16 (Deviance information criterion)</w:t>
-      </w:r>
-      <w:r>
-        <w:t xml:space="preserve"> </w:t>
-      </w:r>
-      <w:r>
-        <w:t xml:space="preserve">The</w:t>
-      </w:r>
-      <w:r>
-        <w:t xml:space="preserve"> </w:t>
-      </w:r>
-      <w:r>
-        <w:rPr>
-          <w:b/>
-          <w:bCs/>
-        </w:rPr>
-        <w:t xml:space="preserve">deviance information criterion</w:t>
-      </w:r>
-      <w:r>
-        <w:t xml:space="preserve"> </w:t>
-      </w:r>
-      <w:r>
-        <w:t xml:space="preserve">is</w:t>
-      </w:r>
-    </w:p>
-    <w:p>
-      <w:pPr>
-        <w:pStyle w:val="BodyText"/>
-      </w:pPr>
-      <w:del w:id="101" w:author="PR Preview" w:date="2026-01-01T00:00:00Z">
+      <w:del w:id="35" w:author="PR Preview" w:date="2026-01-01T00:00:00Z">
         <w:r>
           <w:delText xml:space="preserve">$$
     \operatorname{DIC} \stackrel{\text{def}}{=}D(\bar{\mathord{\smash[b]{\underset{\raise.3ex\hbox{$\scriptstyle\sim$}}{\theta}}\vphantom{\theta}}}) + 2\,p_D,
@@ -20738,224 +20401,59 @@
     </w:p>
     <w:p>
       <w:pPr>
-        <w:pStyle w:val="BodyText"/>
-      </w:pPr>
-      <w:ins w:id="102" w:author="PR Preview" w:date="2026-01-01T00:00:00Z">
-        <w:r>
-          <w:t xml:space="preserve">$$
-    \operatorname{DIC} \stackrel{\text{def}}{=}{\operatorname{dev}_{\mathrm{DIC}}\mathopen{}\left(\bar{\mathord{\smash[b]{\underset{\raise.3ex\hbox{$\scriptstyle\sim$}}{\theta}}\vphantom{\theta}}}\right)\mathclose{}} + 2\,p_D,
-    $$</w:t>
-        </w:r>
-      </w:ins>
-    </w:p>
-    <w:p>
-      <w:pPr>
         <w:pStyle w:val="FirstParagraph"/>
       </w:pPr>
-      <w:r>
-        <w:t xml:space="preserve">with</w:t>
-      </w:r>
-      <w:r>
-        <w:t xml:space="preserve"> </w:t>
-      </w:r>
-      <m:oMath>
-        <m:sSub>
-          <m:e>
-            <m:r>
-              <m:rPr>
-                <m:sty m:val="p"/>
-              </m:rPr>
-              <m:t>dev</m:t>
-            </m:r>
-          </m:e>
-          <m:sub>
-            <m:r>
-              <m:rPr>
-                <m:sty m:val="p"/>
-              </m:rPr>
-              <m:t>D</m:t>
-            </m:r>
-            <m:r>
-              <m:rPr>
-                <m:sty m:val="p"/>
-              </m:rPr>
-              <m:t>I</m:t>
-            </m:r>
-            <m:r>
-              <m:rPr>
-                <m:sty m:val="p"/>
-              </m:rPr>
-              <m:t>C</m:t>
-            </m:r>
-          </m:sub>
-        </m:sSub>
-      </m:oMath>
-      <w:r>
-        <w:t xml:space="preserve"> </w:t>
-      </w:r>
-      <w:r>
-        <w:t xml:space="preserve">from</w:t>
-      </w:r>
-      <w:r>
-        <w:t xml:space="preserve"> </w:t>
-      </w:r>
-      <w:hyperlink w:anchor="def-bayes-deviance">
+      <w:del w:id="36" w:author="PR Preview" w:date="2026-01-01T00:00:00Z">
         <w:r>
-          <w:rPr>
-            <w:rStyle w:val="Hyperlink"/>
-          </w:rPr>
-          <w:t xml:space="preserve">Definition 14</w:t>
-        </w:r>
-      </w:hyperlink>
-      <w:r>
-        <w:t xml:space="preserve"> </w:t>
-      </w:r>
-      <w:r>
-        <w:t xml:space="preserve">and</w:t>
-      </w:r>
-      <w:r>
-        <w:t xml:space="preserve"> </w:t>
-      </w:r>
-      <m:oMath>
-        <m:sSub>
-          <m:e>
-            <m:r>
-              <m:t>p</m:t>
-            </m:r>
-          </m:e>
-          <m:sub>
-            <m:r>
-              <m:t>D</m:t>
-            </m:r>
-          </m:sub>
-        </m:sSub>
-      </m:oMath>
-      <w:r>
-        <w:t xml:space="preserve"> </w:t>
-      </w:r>
-      <w:r>
-        <w:t xml:space="preserve">from</w:t>
-      </w:r>
-      <w:r>
-        <w:t xml:space="preserve"> </w:t>
-      </w:r>
-      <w:hyperlink w:anchor="def-effective-parameters">
-        <w:r>
-          <w:rPr>
-            <w:rStyle w:val="Hyperlink"/>
-          </w:rPr>
-          <w:t xml:space="preserve">Definition 15</w:t>
-        </w:r>
-      </w:hyperlink>
-      <w:r>
-        <w:t xml:space="preserve">.</w:t>
-      </w:r>
-    </w:p>
-    <w:p>
-      <w:pPr>
-        <w:pStyle w:val="BodyText"/>
-      </w:pPr>
-      <w:r>
-        <w:t xml:space="preserve">Source:</w:t>
-      </w:r>
-      <w:r>
-        <w:t xml:space="preserve"> </w:t>
-      </w:r>
-      <w:r>
-        <w:t xml:space="preserve">Wikipedia contributors [11]</w:t>
-      </w:r>
-      <w:r>
-        <w:t xml:space="preserve">.</w:t>
-      </w:r>
-    </w:p>
-    <w:bookmarkEnd w:id="73"/>
-    <w:p>
-      <w:pPr>
-        <w:pStyle w:val="BodyText"/>
-      </w:pPr>
-      <w:r>
-        <w:t xml:space="preserve">Substituting</w:t>
-      </w:r>
-      <w:r>
-        <w:t xml:space="preserve"> </w:t>
-      </w:r>
-      <w:hyperlink w:anchor="def-effective-parameters">
-        <w:r>
-          <w:rPr>
-            <w:rStyle w:val="Hyperlink"/>
-          </w:rPr>
-          <w:t xml:space="preserve">Definition 15</w:t>
-        </w:r>
-      </w:hyperlink>
-      <w:r>
-        <w:t xml:space="preserve"> </w:t>
-      </w:r>
-      <w:r>
-        <w:t xml:space="preserve">gives an equivalent form:</w:t>
-      </w:r>
-    </w:p>
-    <w:p>
-      <w:pPr>
-        <w:pStyle w:val="BodyText"/>
-      </w:pPr>
-      <w:del w:id="103" w:author="PR Preview" w:date="2026-01-01T00:00:00Z">
-        <w:r>
-          <w:delText xml:space="preserve">$$
-    \begin{aligned}
-    \operatorname{DIC}
-    &amp;= D(\bar{\mathord{\smash[b]{\underset{\raise.3ex\hbox{$\scriptstyle\sim$}}{\theta}}\vphantom{\theta}}}) + 2\mathopen{}\left(\overline{D} - D(\bar{\mathord{\smash[b]{\underset{\raise.3ex\hbox{$\scriptstyle\sim$}}{\theta}}\vphantom{\theta}}})\right)\mathclose{}
-    &amp;&amp; \text{(definition of $p_D$)}\\
-    &amp;= 2\overline{D} - D(\bar{\mathord{\smash[b]{\underset{\raise.3ex\hbox{$\scriptstyle\sim$}}{\theta}}\vphantom{\theta}}})
-    &amp;&amp; \text{(collecting terms)}\\
-    &amp;= \overline{D} + \mathopen{}\left(\overline{D} - D(\bar{\mathord{\smash[b]{\underset{\raise.3ex\hbox{$\scriptstyle\sim$}}{\theta}}\vphantom{\theta}}})\right)\mathclose{}
-    &amp;&amp; \text{(splitting $2\overline{D}$)}\\
-    &amp;= \overline{D} + p_D
-    &amp;&amp; \text{(definition of $p_D$)}.
-    \end{aligned}
-    $$</w:delText>
+          <w:delText xml:space="preserve">with</w:delText>
         </w:r>
       </w:del>
-    </w:p>
-    <w:p>
-      <w:pPr>
-        <w:pStyle w:val="FirstParagraph"/>
-      </w:pPr>
-      <w:del w:id="104" w:author="PR Preview" w:date="2026-01-01T00:00:00Z">
-        <w:r>
-          <w:delText xml:space="preserve">The term</w:delText>
-        </w:r>
-      </w:del>
-      <w:del w:id="105" w:author="PR Preview" w:date="2026-01-01T00:00:00Z">
+      <w:del w:id="37" w:author="PR Preview" w:date="2026-01-01T00:00:00Z">
         <w:r>
           <w:delText xml:space="preserve"> </w:delText>
         </w:r>
       </w:del>
-      <w:del w:id="106" w:author="PR Preview" w:date="2026-01-01T00:00:00Z">
-        <w:r>
-          <w:delText xml:space="preserve">$D(\bar{\mathord{\smash[b]{\underset{\raise.3ex\hbox{$\scriptstyle\sim$}}{\theta}}\vphantom{\theta}}})$</w:delText>
-        </w:r>
-      </w:del>
-      <w:del w:id="107" w:author="PR Preview" w:date="2026-01-01T00:00:00Z">
+      <m:oMath>
+        <m:r>
+          <m:t>D</m:t>
+        </m:r>
+      </m:oMath>
+      <w:del w:id="38" w:author="PR Preview" w:date="2026-01-01T00:00:00Z">
         <w:r>
           <w:delText xml:space="preserve"> </w:delText>
         </w:r>
       </w:del>
-      <w:del w:id="108" w:author="PR Preview" w:date="2026-01-01T00:00:00Z">
+      <w:del w:id="39" w:author="PR Preview" w:date="2026-01-01T00:00:00Z">
         <w:r>
-          <w:delText xml:space="preserve">rewards fit,</w:delText>
+          <w:delText xml:space="preserve">from</w:delText>
         </w:r>
       </w:del>
-      <w:del w:id="109" w:author="PR Preview" w:date="2026-01-01T00:00:00Z">
+      <w:del w:id="40" w:author="PR Preview" w:date="2026-01-01T00:00:00Z">
         <w:r>
           <w:delText xml:space="preserve"> </w:delText>
         </w:r>
       </w:del>
-      <w:del w:id="110" w:author="PR Preview" w:date="2026-01-01T00:00:00Z">
+      <w:hyperlink w:anchor="def-bayes-deviance">
+        <w:del w:id="41" w:author="PR Preview" w:date="2026-01-01T00:00:00Z">
+          <w:r>
+            <w:rPr>
+              <w:rStyle w:val="Hyperlink"/>
+            </w:rPr>
+            <w:delText xml:space="preserve">Definition 14</w:delText>
+          </w:r>
+        </w:del>
+      </w:hyperlink>
+      <w:del w:id="42" w:author="PR Preview" w:date="2026-01-01T00:00:00Z">
         <w:r>
-          <w:delText xml:space="preserve">while</w:delText>
+          <w:delText xml:space="preserve"> </w:delText>
         </w:r>
       </w:del>
-      <w:del w:id="111" w:author="PR Preview" w:date="2026-01-01T00:00:00Z">
+      <w:del w:id="43" w:author="PR Preview" w:date="2026-01-01T00:00:00Z">
+        <w:r>
+          <w:delText xml:space="preserve">and</w:delText>
+        </w:r>
+      </w:del>
+      <w:del w:id="44" w:author="PR Preview" w:date="2026-01-01T00:00:00Z">
         <w:r>
           <w:delText xml:space="preserve"> </w:delText>
         </w:r>
@@ -20974,161 +20472,34 @@
           </m:sub>
         </m:sSub>
       </m:oMath>
-      <w:del w:id="112" w:author="PR Preview" w:date="2026-01-01T00:00:00Z">
+      <w:del w:id="45" w:author="PR Preview" w:date="2026-01-01T00:00:00Z">
         <w:r>
           <w:delText xml:space="preserve"> </w:delText>
         </w:r>
       </w:del>
-      <w:del w:id="113" w:author="PR Preview" w:date="2026-01-01T00:00:00Z">
+      <w:del w:id="46" w:author="PR Preview" w:date="2026-01-01T00:00:00Z">
         <w:r>
-          <w:delText xml:space="preserve">penalizes complexity:</w:delText>
+          <w:delText xml:space="preserve">from</w:delText>
         </w:r>
       </w:del>
-      <w:del w:id="114" w:author="PR Preview" w:date="2026-01-01T00:00:00Z">
+      <w:del w:id="47" w:author="PR Preview" w:date="2026-01-01T00:00:00Z">
         <w:r>
           <w:delText xml:space="preserve"> </w:delText>
         </w:r>
       </w:del>
-      <w:del w:id="115" w:author="PR Preview" w:date="2026-01-01T00:00:00Z">
-        <w:r>
-          <w:delText xml:space="preserve">it measures how much the deviance is reduced, on average,</w:delText>
-        </w:r>
-      </w:del>
-      <w:del w:id="116" w:author="PR Preview" w:date="2026-01-01T00:00:00Z">
-        <w:r>
-          <w:delText xml:space="preserve"> </w:delText>
-        </w:r>
-      </w:del>
-      <w:del w:id="117" w:author="PR Preview" w:date="2026-01-01T00:00:00Z">
-        <w:r>
-          <w:delText xml:space="preserve">by letting the parameters adapt to the data.</w:delText>
-        </w:r>
-      </w:del>
-      <w:del w:id="118" w:author="PR Preview" w:date="2026-01-01T00:00:00Z">
-        <w:r>
-          <w:delText xml:space="preserve"> </w:delText>
-        </w:r>
-      </w:del>
-      <w:del w:id="119" w:author="PR Preview" w:date="2026-01-01T00:00:00Z">
-        <w:r>
-          <w:delText xml:space="preserve">As with Akaike’s criterion, lower DIC is better,</w:delText>
-        </w:r>
-      </w:del>
-      <w:del w:id="120" w:author="PR Preview" w:date="2026-01-01T00:00:00Z">
-        <w:r>
-          <w:delText xml:space="preserve"> </w:delText>
-        </w:r>
-      </w:del>
-      <w:del w:id="121" w:author="PR Preview" w:date="2026-01-01T00:00:00Z">
-        <w:r>
-          <w:delText xml:space="preserve">and only differences in DIC between models fit to the same data are meaningful</w:delText>
-        </w:r>
-      </w:del>
-      <w:del w:id="122" w:author="PR Preview" w:date="2026-01-01T00:00:00Z">
-        <w:r>
-          <w:delText xml:space="preserve"> </w:delText>
-        </w:r>
-      </w:del>
-      <w:del w:id="123" w:author="PR Preview" w:date="2026-01-01T00:00:00Z">
-        <w:r>
-          <w:delText xml:space="preserve">[1, Ch. 13], p. 306</w:delText>
-        </w:r>
-      </w:del>
-      <w:del w:id="124" w:author="PR Preview" w:date="2026-01-01T00:00:00Z">
-        <w:r>
-          <w:delText xml:space="preserve">.</w:delText>
-        </w:r>
-      </w:del>
-      <w:del w:id="125" w:author="PR Preview" w:date="2026-01-01T00:00:00Z">
-        <w:r>
-          <w:delText xml:space="preserve"> </w:delText>
-        </w:r>
-      </w:del>
-      <w:del w:id="126" w:author="PR Preview" w:date="2026-01-01T00:00:00Z">
-        <w:r>
-          <w:delText xml:space="preserve">Both</w:delText>
-        </w:r>
-      </w:del>
-      <w:del w:id="127" w:author="PR Preview" w:date="2026-01-01T00:00:00Z">
-        <w:r>
-          <w:delText xml:space="preserve"> </w:delText>
-        </w:r>
-      </w:del>
-      <m:oMath>
-        <m:bar>
-          <m:barPr>
-            <m:pos m:val="top"/>
-          </m:barPr>
-          <m:e>
-            <m:r>
-              <m:t>D</m:t>
-            </m:r>
-          </m:e>
-        </m:bar>
-      </m:oMath>
-      <w:del w:id="128" w:author="PR Preview" w:date="2026-01-01T00:00:00Z">
-        <w:r>
-          <w:delText xml:space="preserve"> </w:delText>
-        </w:r>
-      </w:del>
-      <w:del w:id="129" w:author="PR Preview" w:date="2026-01-01T00:00:00Z">
-        <w:r>
-          <w:delText xml:space="preserve">and</w:delText>
-        </w:r>
-      </w:del>
-      <w:del w:id="130" w:author="PR Preview" w:date="2026-01-01T00:00:00Z">
-        <w:r>
-          <w:delText xml:space="preserve"> </w:delText>
-        </w:r>
-      </w:del>
-      <w:del w:id="131" w:author="PR Preview" w:date="2026-01-01T00:00:00Z">
-        <w:r>
-          <w:delText xml:space="preserve">$\bar{\mathord{\smash[b]{\underset{\raise.3ex\hbox{$\scriptstyle\sim$}}{\theta}}\vphantom{\theta}}}$</w:delText>
-        </w:r>
-      </w:del>
-      <w:del w:id="132" w:author="PR Preview" w:date="2026-01-01T00:00:00Z">
-        <w:r>
-          <w:delText xml:space="preserve"> </w:delText>
-        </w:r>
-      </w:del>
-      <w:del w:id="133" w:author="PR Preview" w:date="2026-01-01T00:00:00Z">
-        <w:r>
-          <w:delText xml:space="preserve">are</w:delText>
-        </w:r>
-      </w:del>
-      <w:del w:id="134" w:author="PR Preview" w:date="2026-01-01T00:00:00Z">
-        <w:r>
-          <w:delText xml:space="preserve"> </w:delText>
-        </w:r>
-      </w:del>
-      <w:hyperlink w:anchor="def-monte-carlo-estimate">
-        <w:del w:id="135" w:author="PR Preview" w:date="2026-01-01T00:00:00Z">
+      <w:hyperlink w:anchor="def-effective-parameters">
+        <w:del w:id="48" w:author="PR Preview" w:date="2026-01-01T00:00:00Z">
           <w:r>
             <w:rPr>
               <w:rStyle w:val="Hyperlink"/>
             </w:rPr>
-            <w:delText xml:space="preserve">Monte Carlo estimates</w:delText>
+            <w:delText xml:space="preserve">Definition 15</w:delText>
           </w:r>
         </w:del>
       </w:hyperlink>
-      <w:del w:id="136" w:author="PR Preview" w:date="2026-01-01T00:00:00Z">
+      <w:del w:id="49" w:author="PR Preview" w:date="2026-01-01T00:00:00Z">
         <w:r>
-          <w:delText xml:space="preserve"> </w:delText>
-        </w:r>
-      </w:del>
-      <w:del w:id="137" w:author="PR Preview" w:date="2026-01-01T00:00:00Z">
-        <w:r>
-          <w:delText xml:space="preserve">from the posterior draws,</w:delText>
-        </w:r>
-      </w:del>
-      <w:del w:id="138" w:author="PR Preview" w:date="2026-01-01T00:00:00Z">
-        <w:r>
-          <w:delText xml:space="preserve"> </w:delText>
-        </w:r>
-      </w:del>
-      <w:del w:id="139" w:author="PR Preview" w:date="2026-01-01T00:00:00Z">
-        <w:r>
-          <w:delText xml:space="preserve">so DIC is a by-product of an MCMC run.</w:delText>
+          <w:delText xml:space="preserve">.</w:delText>
         </w:r>
       </w:del>
     </w:p>
@@ -21136,158 +20507,40 @@
       <w:pPr>
         <w:pStyle w:val="BodyText"/>
       </w:pPr>
-      <w:ins w:id="140" w:author="PR Preview" w:date="2026-01-01T00:00:00Z">
+      <w:ins w:id="50" w:author="PR Preview" w:date="2026-01-01T00:00:00Z">
         <w:r>
-          <w:t xml:space="preserve">$$
-    \begin{aligned}
-    \operatorname{DIC}
-    &amp;= {\operatorname{dev}_{\mathrm{DIC}}\mathopen{}\left(\bar{\mathord{\smash[b]{\underset{\raise.3ex\hbox{$\scriptstyle\sim$}}{\theta}}\vphantom{\theta}}}\right)\mathclose{}} + 2\mathopen{}\left(\overline{\operatorname{dev}_{\mathrm{DIC}}} - {\operatorname{dev}_{\mathrm{DIC}}\mathopen{}\left(\bar{\mathord{\smash[b]{\underset{\raise.3ex\hbox{$\scriptstyle\sim$}}{\theta}}\vphantom{\theta}}}\right)\mathclose{}}\right)\mathclose{}
-    &amp;&amp; \text{(definition of $p_D$)}\\
-    &amp;= 2\overline{\operatorname{dev}_{\mathrm{DIC}}} - {\operatorname{dev}_{\mathrm{DIC}}\mathopen{}\left(\bar{\mathord{\smash[b]{\underset{\raise.3ex\hbox{$\scriptstyle\sim$}}{\theta}}\vphantom{\theta}}}\right)\mathclose{}}
-    &amp;&amp; \text{(collecting terms)}\\
-    &amp;= \overline{\operatorname{dev}_{\mathrm{DIC}}} + \mathopen{}\left(\overline{\operatorname{dev}_{\mathrm{DIC}}} - {\operatorname{dev}_{\mathrm{DIC}}\mathopen{}\left(\bar{\mathord{\smash[b]{\underset{\raise.3ex\hbox{$\scriptstyle\sim$}}{\theta}}\vphantom{\theta}}}\right)\mathclose{}}\right)\mathclose{}
-    &amp;&amp; \text{(splitting $2\overline{\operatorname{dev}_{\mathrm{DIC}}}$)}\\
-    &amp;= \overline{\operatorname{dev}_{\mathrm{DIC}}} + p_D
-    &amp;&amp; \text{(definition of $p_D$)}.
-    \end{aligned}
-    $$</w:t>
+          <w:rPr>
+            <w:b/>
+            <w:bCs/>
+          </w:rPr>
+          <w:t xml:space="preserve">Definition 15 (Posterior mean deviance)</w:t>
         </w:r>
       </w:ins>
-    </w:p>
-    <w:p>
-      <w:pPr>
-        <w:pStyle w:val="FirstParagraph"/>
-      </w:pPr>
-      <w:ins w:id="141" w:author="PR Preview" w:date="2026-01-01T00:00:00Z">
-        <w:r>
-          <w:t xml:space="preserve">The term</w:t>
-        </w:r>
-      </w:ins>
-      <w:ins w:id="142" w:author="PR Preview" w:date="2026-01-01T00:00:00Z">
+      <w:ins w:id="51" w:author="PR Preview" w:date="2026-01-01T00:00:00Z">
         <w:r>
           <w:t xml:space="preserve"> </w:t>
         </w:r>
       </w:ins>
-      <w:ins w:id="143" w:author="PR Preview" w:date="2026-01-01T00:00:00Z">
+      <w:ins w:id="52" w:author="PR Preview" w:date="2026-01-01T00:00:00Z">
         <w:r>
-          <w:t xml:space="preserve">${\operatorname{dev}_{\mathrm{DIC}}\mathopen{}\left(\bar{\mathord{\smash[b]{\underset{\raise.3ex\hbox{$\scriptstyle\sim$}}{\theta}}\vphantom{\theta}}}\right)\mathclose{}}$</w:t>
+          <w:t xml:space="preserve">The</w:t>
         </w:r>
       </w:ins>
-      <w:ins w:id="144" w:author="PR Preview" w:date="2026-01-01T00:00:00Z">
+      <w:ins w:id="53" w:author="PR Preview" w:date="2026-01-01T00:00:00Z">
         <w:r>
           <w:t xml:space="preserve"> </w:t>
         </w:r>
       </w:ins>
-      <w:ins w:id="145" w:author="PR Preview" w:date="2026-01-01T00:00:00Z">
+      <w:ins w:id="54" w:author="PR Preview" w:date="2026-01-01T00:00:00Z">
         <w:r>
-          <w:t xml:space="preserve">rewards fit,</w:t>
+          <w:rPr>
+            <w:b/>
+            <w:bCs/>
+          </w:rPr>
+          <w:t xml:space="preserve">posterior mean deviance</w:t>
         </w:r>
       </w:ins>
-      <w:ins w:id="146" w:author="PR Preview" w:date="2026-01-01T00:00:00Z">
-        <w:r>
-          <w:t xml:space="preserve"> </w:t>
-        </w:r>
-      </w:ins>
-      <w:ins w:id="147" w:author="PR Preview" w:date="2026-01-01T00:00:00Z">
-        <w:r>
-          <w:t xml:space="preserve">while</w:t>
-        </w:r>
-      </w:ins>
-      <w:ins w:id="148" w:author="PR Preview" w:date="2026-01-01T00:00:00Z">
-        <w:r>
-          <w:t xml:space="preserve"> </w:t>
-        </w:r>
-      </w:ins>
-      <m:oMath>
-        <m:sSub>
-          <m:e>
-            <m:r>
-              <m:t>p</m:t>
-            </m:r>
-          </m:e>
-          <m:sub>
-            <m:r>
-              <m:t>D</m:t>
-            </m:r>
-          </m:sub>
-        </m:sSub>
-      </m:oMath>
-      <w:ins w:id="149" w:author="PR Preview" w:date="2026-01-01T00:00:00Z">
-        <w:r>
-          <w:t xml:space="preserve"> </w:t>
-        </w:r>
-      </w:ins>
-      <w:ins w:id="150" w:author="PR Preview" w:date="2026-01-01T00:00:00Z">
-        <w:r>
-          <w:t xml:space="preserve">penalizes complexity:</w:t>
-        </w:r>
-      </w:ins>
-      <w:ins w:id="151" w:author="PR Preview" w:date="2026-01-01T00:00:00Z">
-        <w:r>
-          <w:t xml:space="preserve"> </w:t>
-        </w:r>
-      </w:ins>
-      <w:ins w:id="152" w:author="PR Preview" w:date="2026-01-01T00:00:00Z">
-        <w:r>
-          <w:t xml:space="preserve">it measures how much the deviance is reduced, on average,</w:t>
-        </w:r>
-      </w:ins>
-      <w:ins w:id="153" w:author="PR Preview" w:date="2026-01-01T00:00:00Z">
-        <w:r>
-          <w:t xml:space="preserve"> </w:t>
-        </w:r>
-      </w:ins>
-      <w:ins w:id="154" w:author="PR Preview" w:date="2026-01-01T00:00:00Z">
-        <w:r>
-          <w:t xml:space="preserve">by letting the parameters adapt to the data.</w:t>
-        </w:r>
-      </w:ins>
-      <w:ins w:id="155" w:author="PR Preview" w:date="2026-01-01T00:00:00Z">
-        <w:r>
-          <w:t xml:space="preserve"> </w:t>
-        </w:r>
-      </w:ins>
-      <w:ins w:id="156" w:author="PR Preview" w:date="2026-01-01T00:00:00Z">
-        <w:r>
-          <w:t xml:space="preserve">As with Akaike’s criterion, lower DIC is better,</w:t>
-        </w:r>
-      </w:ins>
-      <w:ins w:id="157" w:author="PR Preview" w:date="2026-01-01T00:00:00Z">
-        <w:r>
-          <w:t xml:space="preserve"> </w:t>
-        </w:r>
-      </w:ins>
-      <w:ins w:id="158" w:author="PR Preview" w:date="2026-01-01T00:00:00Z">
-        <w:r>
-          <w:t xml:space="preserve">and only differences in DIC between models fit to the same data are meaningful</w:t>
-        </w:r>
-      </w:ins>
-      <w:ins w:id="159" w:author="PR Preview" w:date="2026-01-01T00:00:00Z">
-        <w:r>
-          <w:t xml:space="preserve"> </w:t>
-        </w:r>
-      </w:ins>
-      <w:ins w:id="160" w:author="PR Preview" w:date="2026-01-01T00:00:00Z">
-        <w:r>
-          <w:t xml:space="preserve">[1, Ch. 13], p. 306</w:t>
-        </w:r>
-      </w:ins>
-      <w:ins w:id="161" w:author="PR Preview" w:date="2026-01-01T00:00:00Z">
-        <w:r>
-          <w:t xml:space="preserve">.</w:t>
-        </w:r>
-      </w:ins>
-      <w:ins w:id="162" w:author="PR Preview" w:date="2026-01-01T00:00:00Z">
-        <w:r>
-          <w:t xml:space="preserve"> </w:t>
-        </w:r>
-      </w:ins>
-      <w:ins w:id="163" w:author="PR Preview" w:date="2026-01-01T00:00:00Z">
-        <w:r>
-          <w:t xml:space="preserve">Both</w:t>
-        </w:r>
-      </w:ins>
-      <w:ins w:id="164" w:author="PR Preview" w:date="2026-01-01T00:00:00Z">
+      <w:ins w:id="55" w:author="PR Preview" w:date="2026-01-01T00:00:00Z">
         <w:r>
           <w:t xml:space="preserve"> </w:t>
         </w:r>
@@ -21331,316 +20584,109 @@
           </m:e>
         </m:bar>
       </m:oMath>
-      <w:ins w:id="165" w:author="PR Preview" w:date="2026-01-01T00:00:00Z">
+      <w:ins w:id="56" w:author="PR Preview" w:date="2026-01-01T00:00:00Z">
         <w:r>
           <w:t xml:space="preserve"> </w:t>
         </w:r>
       </w:ins>
-      <w:ins w:id="166" w:author="PR Preview" w:date="2026-01-01T00:00:00Z">
+      <w:ins w:id="57" w:author="PR Preview" w:date="2026-01-01T00:00:00Z">
         <w:r>
-          <w:t xml:space="preserve">and</w:t>
+          <w:t xml:space="preserve">is the</w:t>
         </w:r>
       </w:ins>
-      <w:ins w:id="167" w:author="PR Preview" w:date="2026-01-01T00:00:00Z">
+      <w:ins w:id="58" w:author="PR Preview" w:date="2026-01-01T00:00:00Z">
         <w:r>
           <w:t xml:space="preserve"> </w:t>
         </w:r>
       </w:ins>
-      <w:ins w:id="168" w:author="PR Preview" w:date="2026-01-01T00:00:00Z">
-        <w:r>
-          <w:t xml:space="preserve">$\bar{\mathord{\smash[b]{\underset{\raise.3ex\hbox{$\scriptstyle\sim$}}{\theta}}\vphantom{\theta}}}$</w:t>
-        </w:r>
-      </w:ins>
-      <w:ins w:id="169" w:author="PR Preview" w:date="2026-01-01T00:00:00Z">
+      <w:hyperlink w:anchor="def-posterior">
+        <w:ins w:id="59" w:author="PR Preview" w:date="2026-01-01T00:00:00Z">
+          <w:r>
+            <w:rPr>
+              <w:rStyle w:val="Hyperlink"/>
+            </w:rPr>
+            <w:t xml:space="preserve">posterior</w:t>
+          </w:r>
+        </w:ins>
+      </w:hyperlink>
+      <w:ins w:id="60" w:author="PR Preview" w:date="2026-01-01T00:00:00Z">
         <w:r>
           <w:t xml:space="preserve"> </w:t>
         </w:r>
       </w:ins>
-      <w:ins w:id="170" w:author="PR Preview" w:date="2026-01-01T00:00:00Z">
+      <w:ins w:id="61" w:author="PR Preview" w:date="2026-01-01T00:00:00Z">
         <w:r>
-          <w:t xml:space="preserve">are</w:t>
+          <w:t xml:space="preserve">mean of the</w:t>
         </w:r>
       </w:ins>
-      <w:ins w:id="171" w:author="PR Preview" w:date="2026-01-01T00:00:00Z">
+      <w:ins w:id="62" w:author="PR Preview" w:date="2026-01-01T00:00:00Z">
         <w:r>
           <w:t xml:space="preserve"> </w:t>
         </w:r>
       </w:ins>
-      <w:hyperlink w:anchor="def-monte-carlo-estimate">
-        <w:ins w:id="172" w:author="PR Preview" w:date="2026-01-01T00:00:00Z">
+      <w:hyperlink w:anchor="def-bayes-deviance">
+        <w:ins w:id="63" w:author="PR Preview" w:date="2026-01-01T00:00:00Z">
           <w:r>
             <w:rPr>
               <w:rStyle w:val="Hyperlink"/>
             </w:rPr>
-            <w:t xml:space="preserve">Monte Carlo estimates</w:t>
+            <w:t xml:space="preserve">deviance</w:t>
           </w:r>
         </w:ins>
       </w:hyperlink>
-      <w:ins w:id="173" w:author="PR Preview" w:date="2026-01-01T00:00:00Z">
+      <w:ins w:id="64" w:author="PR Preview" w:date="2026-01-01T00:00:00Z">
         <w:r>
           <w:t xml:space="preserve"> </w:t>
         </w:r>
       </w:ins>
-      <w:ins w:id="174" w:author="PR Preview" w:date="2026-01-01T00:00:00Z">
+      <w:ins w:id="65" w:author="PR Preview" w:date="2026-01-01T00:00:00Z">
         <w:r>
-          <w:t xml:space="preserve">from the posterior draws,</w:t>
+          <w:t xml:space="preserve">of a parameter value:</w:t>
         </w:r>
       </w:ins>
-      <w:ins w:id="175" w:author="PR Preview" w:date="2026-01-01T00:00:00Z">
+    </w:p>
+    <w:p>
+      <w:pPr>
+        <w:pStyle w:val="BodyText"/>
+      </w:pPr>
+      <w:ins w:id="66" w:author="PR Preview" w:date="2026-01-01T00:00:00Z">
+        <w:r>
+          <w:t xml:space="preserve">$$
+    \overline{\operatorname{dev}_{\mathrm{DIC}}} \stackrel{\text{def}}{=}{\mathbb{E}\mathopen{}\left[{\operatorname{dev}_{\mathrm{DIC}}\mathopen{}\left(\mathord{\smash[b]{\underset{\raise.3ex\hbox{$\scriptstyle\sim$}}{\theta}}\vphantom{\theta}}\right)\mathclose{}} \mid \mathord{\smash[b]{\underset{\raise.3ex\hbox{$\scriptstyle\sim$}}{y}}\vphantom{y}}\right]\mathclose{}}.
+    $$</w:t>
+        </w:r>
+      </w:ins>
+    </w:p>
+    <w:bookmarkEnd w:id="72"/>
+    <w:bookmarkStart w:id="73" w:name="def-effective-parameters"/>
+    <w:p>
+      <w:pPr>
+        <w:pStyle w:val="FirstParagraph"/>
+      </w:pPr>
+      <w:ins w:id="67" w:author="PR Preview" w:date="2026-01-01T00:00:00Z">
+        <w:r>
+          <w:rPr>
+            <w:b/>
+            <w:bCs/>
+          </w:rPr>
+          <w:t xml:space="preserve">Definition 16 (Effective number of parameters)</w:t>
+        </w:r>
+      </w:ins>
+      <w:ins w:id="68" w:author="PR Preview" w:date="2026-01-01T00:00:00Z">
         <w:r>
           <w:t xml:space="preserve"> </w:t>
         </w:r>
       </w:ins>
-      <w:ins w:id="176" w:author="PR Preview" w:date="2026-01-01T00:00:00Z">
+      <w:ins w:id="69" w:author="PR Preview" w:date="2026-01-01T00:00:00Z">
         <w:r>
-          <w:t xml:space="preserve">so DIC is a by-product of an MCMC run.</w:t>
+          <w:t xml:space="preserve">Let</w:t>
         </w:r>
       </w:ins>
-    </w:p>
-    <w:bookmarkStart w:id="75" w:name="exm-dic-bernoulli"/>
-    <w:p>
-      <w:pPr>
-        <w:pStyle w:val="BodyText"/>
-      </w:pPr>
-      <w:r>
-        <w:rPr>
-          <w:b/>
-          <w:bCs/>
-        </w:rPr>
-        <w:t xml:space="preserve">Example 12 (DIC for the Bernoulli model)</w:t>
-      </w:r>
-      <w:r>
-        <w:t xml:space="preserve"> </w:t>
-      </w:r>
-      <w:r>
-        <w:t xml:space="preserve">For</w:t>
-      </w:r>
-      <w:r>
-        <w:t xml:space="preserve"> </w:t>
-      </w:r>
-      <m:oMath>
-        <m:r>
-          <m:t>r</m:t>
-        </m:r>
-        <m:r>
-          <m:rPr>
-            <m:sty m:val="p"/>
-          </m:rPr>
-          <m:t>=</m:t>
-        </m:r>
-        <m:r>
-          <m:t>55</m:t>
-        </m:r>
-      </m:oMath>
-      <w:r>
-        <w:t xml:space="preserve"> </w:t>
-      </w:r>
-      <w:r>
-        <w:t xml:space="preserve">successes in</w:t>
-      </w:r>
-      <w:r>
-        <w:t xml:space="preserve"> </w:t>
-      </w:r>
-      <m:oMath>
-        <m:r>
-          <m:t>n</m:t>
-        </m:r>
-        <m:r>
-          <m:rPr>
-            <m:sty m:val="p"/>
-          </m:rPr>
-          <m:t>=</m:t>
-        </m:r>
-        <m:r>
-          <m:t>91</m:t>
-        </m:r>
-      </m:oMath>
-      <w:r>
-        <w:t xml:space="preserve"> </w:t>
-      </w:r>
-      <w:r>
-        <w:t xml:space="preserve">trials,</w:t>
-      </w:r>
-      <w:r>
-        <w:t xml:space="preserve"> </w:t>
-      </w:r>
-      <m:oMath>
-        <m:sSub>
-          <m:e>
-            <m:r>
-              <m:rPr>
-                <m:sty m:val="p"/>
-              </m:rPr>
-              <m:t>dev</m:t>
-            </m:r>
-          </m:e>
-          <m:sub>
-            <m:r>
-              <m:rPr>
-                <m:sty m:val="p"/>
-              </m:rPr>
-              <m:t>D</m:t>
-            </m:r>
-            <m:r>
-              <m:rPr>
-                <m:sty m:val="p"/>
-              </m:rPr>
-              <m:t>I</m:t>
-            </m:r>
-            <m:r>
-              <m:rPr>
-                <m:sty m:val="p"/>
-              </m:rPr>
-              <m:t>C</m:t>
-            </m:r>
-          </m:sub>
-        </m:sSub>
-        <m:r>
-          <m:t>​</m:t>
-        </m:r>
-        <m:d>
-          <m:dPr>
-            <m:begChr m:val="("/>
-            <m:sepChr m:val=""/>
-            <m:endChr m:val=")"/>
-            <m:grow/>
-          </m:dPr>
-          <m:e>
-            <m:r>
-              <m:t>π</m:t>
-            </m:r>
-          </m:e>
-        </m:d>
-        <m:r>
-          <m:t>​</m:t>
-        </m:r>
-        <m:r>
-          <m:rPr>
-            <m:sty m:val="p"/>
-          </m:rPr>
-          <m:t>=</m:t>
-        </m:r>
-        <m:r>
-          <m:rPr>
-            <m:sty m:val="p"/>
-          </m:rPr>
-          <m:t>−</m:t>
-        </m:r>
-        <m:r>
-          <m:t>2</m:t>
-        </m:r>
-        <m:r>
-          <m:t>​</m:t>
-        </m:r>
-        <m:d>
-          <m:dPr>
-            <m:begChr m:val="("/>
-            <m:sepChr m:val=""/>
-            <m:endChr m:val=")"/>
-            <m:grow/>
-          </m:dPr>
-          <m:e>
-            <m:r>
-              <m:t>r</m:t>
-            </m:r>
-            <m:r>
-              <m:rPr>
-                <m:sty m:val="p"/>
-              </m:rPr>
-              <m:t>log</m:t>
-            </m:r>
-            <m:r>
-              <m:t>π</m:t>
-            </m:r>
-            <m:r>
-              <m:rPr>
-                <m:sty m:val="p"/>
-              </m:rPr>
-              <m:t>+</m:t>
-            </m:r>
-            <m:r>
-              <m:rPr>
-                <m:sty m:val="p"/>
-              </m:rPr>
-              <m:t>(</m:t>
-            </m:r>
-            <m:r>
-              <m:t>n</m:t>
-            </m:r>
-            <m:r>
-              <m:rPr>
-                <m:sty m:val="p"/>
-              </m:rPr>
-              <m:t>−</m:t>
-            </m:r>
-            <m:r>
-              <m:t>r</m:t>
-            </m:r>
-            <m:r>
-              <m:rPr>
-                <m:sty m:val="p"/>
-              </m:rPr>
-              <m:t>)</m:t>
-            </m:r>
-            <m:r>
-              <m:rPr>
-                <m:sty m:val="p"/>
-              </m:rPr>
-              <m:t>log</m:t>
-            </m:r>
-            <m:r>
-              <m:rPr>
-                <m:sty m:val="p"/>
-              </m:rPr>
-              <m:t>(</m:t>
-            </m:r>
-            <m:r>
-              <m:t>1</m:t>
-            </m:r>
-            <m:r>
-              <m:rPr>
-                <m:sty m:val="p"/>
-              </m:rPr>
-              <m:t>−</m:t>
-            </m:r>
-            <m:r>
-              <m:t>π</m:t>
-            </m:r>
-            <m:r>
-              <m:rPr>
-                <m:sty m:val="p"/>
-              </m:rPr>
-              <m:t>)</m:t>
-            </m:r>
-          </m:e>
-        </m:d>
-        <m:r>
-          <m:t>​</m:t>
-        </m:r>
-      </m:oMath>
-      <w:r>
-        <w:t xml:space="preserve">.</w:t>
-      </w:r>
-      <w:r>
-        <w:t xml:space="preserve"> </w:t>
-      </w:r>
-      <w:r>
-        <w:t xml:space="preserve">We</w:t>
-      </w:r>
-      <w:r>
-        <w:t xml:space="preserve"> </w:t>
-      </w:r>
-      <w:hyperlink r:id="rId74">
+      <w:ins w:id="70" w:author="PR Preview" w:date="2026-01-01T00:00:00Z">
         <w:r>
-          <w:rPr>
-            <w:rStyle w:val="Hyperlink"/>
-          </w:rPr>
-          <w:t xml:space="preserve">estimate</w:t>
+          <w:t xml:space="preserve"> </w:t>
         </w:r>
-      </w:hyperlink>
-      <w:r>
-        <w:t xml:space="preserve"> </w:t>
-      </w:r>
+      </w:ins>
       <m:oMath>
         <m:bar>
           <m:barPr>
@@ -21680,6 +20726,1205 @@
           </m:e>
         </m:bar>
       </m:oMath>
+      <w:ins w:id="71" w:author="PR Preview" w:date="2026-01-01T00:00:00Z">
+        <w:r>
+          <w:t xml:space="preserve"> </w:t>
+        </w:r>
+      </w:ins>
+      <w:ins w:id="72" w:author="PR Preview" w:date="2026-01-01T00:00:00Z">
+        <w:r>
+          <w:t xml:space="preserve">be the</w:t>
+        </w:r>
+      </w:ins>
+      <w:ins w:id="73" w:author="PR Preview" w:date="2026-01-01T00:00:00Z">
+        <w:r>
+          <w:t xml:space="preserve"> </w:t>
+        </w:r>
+      </w:ins>
+      <w:hyperlink w:anchor="def-mean-bayes-deviance">
+        <w:ins w:id="74" w:author="PR Preview" w:date="2026-01-01T00:00:00Z">
+          <w:r>
+            <w:rPr>
+              <w:rStyle w:val="Hyperlink"/>
+            </w:rPr>
+            <w:t xml:space="preserve">posterior mean deviance</w:t>
+          </w:r>
+        </w:ins>
+      </w:hyperlink>
+      <w:ins w:id="75" w:author="PR Preview" w:date="2026-01-01T00:00:00Z">
+        <w:r>
+          <w:t xml:space="preserve">,</w:t>
+        </w:r>
+      </w:ins>
+      <w:ins w:id="76" w:author="PR Preview" w:date="2026-01-01T00:00:00Z">
+        <w:r>
+          <w:t xml:space="preserve"> </w:t>
+        </w:r>
+      </w:ins>
+      <w:ins w:id="77" w:author="PR Preview" w:date="2026-01-01T00:00:00Z">
+        <w:r>
+          <w:t xml:space="preserve">and let</w:t>
+        </w:r>
+      </w:ins>
+      <w:ins w:id="78" w:author="PR Preview" w:date="2026-01-01T00:00:00Z">
+        <w:r>
+          <w:t xml:space="preserve"> </w:t>
+        </w:r>
+      </w:ins>
+      <w:ins w:id="79" w:author="PR Preview" w:date="2026-01-01T00:00:00Z">
+        <w:r>
+          <w:t xml:space="preserve">$\bar{\mathord{\smash[b]{\underset{\raise.3ex\hbox{$\scriptstyle\sim$}}{\theta}}\vphantom{\theta}}} \stackrel{\text{def}}{=}{\mathbb{E}\mathopen{}\left[\mathord{\smash[b]{\underset{\raise.3ex\hbox{$\scriptstyle\sim$}}{\theta}}\vphantom{\theta}}\mid \mathord{\smash[b]{\underset{\raise.3ex\hbox{$\scriptstyle\sim$}}{y}}\vphantom{y}}\right]\mathclose{}}$</w:t>
+        </w:r>
+      </w:ins>
+      <w:ins w:id="80" w:author="PR Preview" w:date="2026-01-01T00:00:00Z">
+        <w:r>
+          <w:t xml:space="preserve"> </w:t>
+        </w:r>
+      </w:ins>
+      <w:ins w:id="81" w:author="PR Preview" w:date="2026-01-01T00:00:00Z">
+        <w:r>
+          <w:t xml:space="preserve">be the</w:t>
+        </w:r>
+      </w:ins>
+      <w:ins w:id="82" w:author="PR Preview" w:date="2026-01-01T00:00:00Z">
+        <w:r>
+          <w:t xml:space="preserve"> </w:t>
+        </w:r>
+      </w:ins>
+      <w:hyperlink w:anchor="def-posterior">
+        <w:ins w:id="83" w:author="PR Preview" w:date="2026-01-01T00:00:00Z">
+          <w:r>
+            <w:rPr>
+              <w:rStyle w:val="Hyperlink"/>
+            </w:rPr>
+            <w:t xml:space="preserve">posterior</w:t>
+          </w:r>
+        </w:ins>
+      </w:hyperlink>
+      <w:ins w:id="84" w:author="PR Preview" w:date="2026-01-01T00:00:00Z">
+        <w:r>
+          <w:t xml:space="preserve"> </w:t>
+        </w:r>
+      </w:ins>
+      <w:ins w:id="85" w:author="PR Preview" w:date="2026-01-01T00:00:00Z">
+        <w:r>
+          <w:t xml:space="preserve">mean of the parameters.</w:t>
+        </w:r>
+      </w:ins>
+      <w:ins w:id="86" w:author="PR Preview" w:date="2026-01-01T00:00:00Z">
+        <w:r>
+          <w:t xml:space="preserve"> </w:t>
+        </w:r>
+      </w:ins>
+      <w:ins w:id="87" w:author="PR Preview" w:date="2026-01-01T00:00:00Z">
+        <w:r>
+          <w:t xml:space="preserve">The</w:t>
+        </w:r>
+      </w:ins>
+      <w:ins w:id="88" w:author="PR Preview" w:date="2026-01-01T00:00:00Z">
+        <w:r>
+          <w:t xml:space="preserve"> </w:t>
+        </w:r>
+      </w:ins>
+      <w:ins w:id="89" w:author="PR Preview" w:date="2026-01-01T00:00:00Z">
+        <w:r>
+          <w:rPr>
+            <w:b/>
+            <w:bCs/>
+          </w:rPr>
+          <w:t xml:space="preserve">effective number of parameters</w:t>
+        </w:r>
+      </w:ins>
+      <w:ins w:id="90" w:author="PR Preview" w:date="2026-01-01T00:00:00Z">
+        <w:r>
+          <w:t xml:space="preserve"> </w:t>
+        </w:r>
+      </w:ins>
+      <w:ins w:id="91" w:author="PR Preview" w:date="2026-01-01T00:00:00Z">
+        <w:r>
+          <w:t xml:space="preserve">is</w:t>
+        </w:r>
+      </w:ins>
+    </w:p>
+    <w:p>
+      <w:pPr>
+        <w:pStyle w:val="BodyText"/>
+      </w:pPr>
+      <w:ins w:id="92" w:author="PR Preview" w:date="2026-01-01T00:00:00Z">
+        <w:r>
+          <w:t xml:space="preserve">$$
+    p_D \stackrel{\text{def}}{=}\overline{\operatorname{dev}_{\mathrm{DIC}}} - {\operatorname{dev}_{\mathrm{DIC}}\mathopen{}\left(\bar{\mathord{\smash[b]{\underset{\raise.3ex\hbox{$\scriptstyle\sim$}}{\theta}}\vphantom{\theta}}}\right)\mathclose{}}.
+    $$</w:t>
+        </w:r>
+      </w:ins>
+    </w:p>
+    <w:bookmarkEnd w:id="73"/>
+    <w:bookmarkStart w:id="74" w:name="def-dic"/>
+    <w:p>
+      <w:pPr>
+        <w:pStyle w:val="FirstParagraph"/>
+      </w:pPr>
+      <w:ins w:id="93" w:author="PR Preview" w:date="2026-01-01T00:00:00Z">
+        <w:r>
+          <w:rPr>
+            <w:b/>
+            <w:bCs/>
+          </w:rPr>
+          <w:t xml:space="preserve">Definition 17 (Deviance information criterion)</w:t>
+        </w:r>
+      </w:ins>
+      <w:ins w:id="94" w:author="PR Preview" w:date="2026-01-01T00:00:00Z">
+        <w:r>
+          <w:t xml:space="preserve"> </w:t>
+        </w:r>
+      </w:ins>
+      <w:ins w:id="95" w:author="PR Preview" w:date="2026-01-01T00:00:00Z">
+        <w:r>
+          <w:t xml:space="preserve">The</w:t>
+        </w:r>
+      </w:ins>
+      <w:ins w:id="96" w:author="PR Preview" w:date="2026-01-01T00:00:00Z">
+        <w:r>
+          <w:t xml:space="preserve"> </w:t>
+        </w:r>
+      </w:ins>
+      <w:ins w:id="97" w:author="PR Preview" w:date="2026-01-01T00:00:00Z">
+        <w:r>
+          <w:rPr>
+            <w:b/>
+            <w:bCs/>
+          </w:rPr>
+          <w:t xml:space="preserve">deviance information criterion</w:t>
+        </w:r>
+      </w:ins>
+      <w:ins w:id="98" w:author="PR Preview" w:date="2026-01-01T00:00:00Z">
+        <w:r>
+          <w:t xml:space="preserve"> </w:t>
+        </w:r>
+      </w:ins>
+      <w:ins w:id="99" w:author="PR Preview" w:date="2026-01-01T00:00:00Z">
+        <w:r>
+          <w:t xml:space="preserve">is</w:t>
+        </w:r>
+      </w:ins>
+    </w:p>
+    <w:p>
+      <w:pPr>
+        <w:pStyle w:val="BodyText"/>
+      </w:pPr>
+      <w:ins w:id="100" w:author="PR Preview" w:date="2026-01-01T00:00:00Z">
+        <w:r>
+          <w:t xml:space="preserve">$$
+    \operatorname{DIC} \stackrel{\text{def}}{=}{\operatorname{dev}_{\mathrm{DIC}}\mathopen{}\left(\bar{\mathord{\smash[b]{\underset{\raise.3ex\hbox{$\scriptstyle\sim$}}{\theta}}\vphantom{\theta}}}\right)\mathclose{}} + 2\,p_D,
+    $$</w:t>
+        </w:r>
+      </w:ins>
+    </w:p>
+    <w:p>
+      <w:pPr>
+        <w:pStyle w:val="FirstParagraph"/>
+      </w:pPr>
+      <w:ins w:id="101" w:author="PR Preview" w:date="2026-01-01T00:00:00Z">
+        <w:r>
+          <w:t xml:space="preserve">with</w:t>
+        </w:r>
+      </w:ins>
+      <w:ins w:id="102" w:author="PR Preview" w:date="2026-01-01T00:00:00Z">
+        <w:r>
+          <w:t xml:space="preserve"> </w:t>
+        </w:r>
+      </w:ins>
+      <m:oMath>
+        <m:sSub>
+          <m:e>
+            <m:r>
+              <m:rPr>
+                <m:sty m:val="p"/>
+              </m:rPr>
+              <m:t>dev</m:t>
+            </m:r>
+          </m:e>
+          <m:sub>
+            <m:r>
+              <m:rPr>
+                <m:sty m:val="p"/>
+              </m:rPr>
+              <m:t>D</m:t>
+            </m:r>
+            <m:r>
+              <m:rPr>
+                <m:sty m:val="p"/>
+              </m:rPr>
+              <m:t>I</m:t>
+            </m:r>
+            <m:r>
+              <m:rPr>
+                <m:sty m:val="p"/>
+              </m:rPr>
+              <m:t>C</m:t>
+            </m:r>
+          </m:sub>
+        </m:sSub>
+      </m:oMath>
+      <w:ins w:id="103" w:author="PR Preview" w:date="2026-01-01T00:00:00Z">
+        <w:r>
+          <w:t xml:space="preserve"> </w:t>
+        </w:r>
+      </w:ins>
+      <w:ins w:id="104" w:author="PR Preview" w:date="2026-01-01T00:00:00Z">
+        <w:r>
+          <w:t xml:space="preserve">from</w:t>
+        </w:r>
+      </w:ins>
+      <w:ins w:id="105" w:author="PR Preview" w:date="2026-01-01T00:00:00Z">
+        <w:r>
+          <w:t xml:space="preserve"> </w:t>
+        </w:r>
+      </w:ins>
+      <w:hyperlink w:anchor="def-bayes-deviance">
+        <w:ins w:id="106" w:author="PR Preview" w:date="2026-01-01T00:00:00Z">
+          <w:r>
+            <w:rPr>
+              <w:rStyle w:val="Hyperlink"/>
+            </w:rPr>
+            <w:t xml:space="preserve">Definition 14</w:t>
+          </w:r>
+        </w:ins>
+      </w:hyperlink>
+      <w:ins w:id="107" w:author="PR Preview" w:date="2026-01-01T00:00:00Z">
+        <w:r>
+          <w:t xml:space="preserve"> </w:t>
+        </w:r>
+      </w:ins>
+      <w:ins w:id="108" w:author="PR Preview" w:date="2026-01-01T00:00:00Z">
+        <w:r>
+          <w:t xml:space="preserve">and</w:t>
+        </w:r>
+      </w:ins>
+      <w:ins w:id="109" w:author="PR Preview" w:date="2026-01-01T00:00:00Z">
+        <w:r>
+          <w:t xml:space="preserve"> </w:t>
+        </w:r>
+      </w:ins>
+      <m:oMath>
+        <m:sSub>
+          <m:e>
+            <m:r>
+              <m:t>p</m:t>
+            </m:r>
+          </m:e>
+          <m:sub>
+            <m:r>
+              <m:t>D</m:t>
+            </m:r>
+          </m:sub>
+        </m:sSub>
+      </m:oMath>
+      <w:ins w:id="110" w:author="PR Preview" w:date="2026-01-01T00:00:00Z">
+        <w:r>
+          <w:t xml:space="preserve"> </w:t>
+        </w:r>
+      </w:ins>
+      <w:ins w:id="111" w:author="PR Preview" w:date="2026-01-01T00:00:00Z">
+        <w:r>
+          <w:t xml:space="preserve">from</w:t>
+        </w:r>
+      </w:ins>
+      <w:ins w:id="112" w:author="PR Preview" w:date="2026-01-01T00:00:00Z">
+        <w:r>
+          <w:t xml:space="preserve"> </w:t>
+        </w:r>
+      </w:ins>
+      <w:hyperlink w:anchor="def-effective-parameters">
+        <w:ins w:id="113" w:author="PR Preview" w:date="2026-01-01T00:00:00Z">
+          <w:r>
+            <w:rPr>
+              <w:rStyle w:val="Hyperlink"/>
+            </w:rPr>
+            <w:t xml:space="preserve">Definition 16</w:t>
+          </w:r>
+        </w:ins>
+      </w:hyperlink>
+      <w:ins w:id="114" w:author="PR Preview" w:date="2026-01-01T00:00:00Z">
+        <w:r>
+          <w:t xml:space="preserve">.</w:t>
+        </w:r>
+      </w:ins>
+    </w:p>
+    <w:p>
+      <w:pPr>
+        <w:pStyle w:val="BodyText"/>
+      </w:pPr>
+      <w:r>
+        <w:t xml:space="preserve">Source:</w:t>
+      </w:r>
+      <w:r>
+        <w:t xml:space="preserve"> </w:t>
+      </w:r>
+      <w:r>
+        <w:t xml:space="preserve">Wikipedia contributors [11]</w:t>
+      </w:r>
+      <w:r>
+        <w:t xml:space="preserve">.</w:t>
+      </w:r>
+    </w:p>
+    <w:bookmarkEnd w:id="74"/>
+    <w:p>
+      <w:pPr>
+        <w:pStyle w:val="BodyText"/>
+      </w:pPr>
+      <w:del w:id="115" w:author="PR Preview" w:date="2026-01-01T00:00:00Z">
+        <w:r>
+          <w:delText xml:space="preserve">Substituting</w:delText>
+        </w:r>
+      </w:del>
+      <w:del w:id="116" w:author="PR Preview" w:date="2026-01-01T00:00:00Z">
+        <w:r>
+          <w:delText xml:space="preserve"> </w:delText>
+        </w:r>
+      </w:del>
+      <w:hyperlink w:anchor="def-effective-parameters">
+        <w:del w:id="117" w:author="PR Preview" w:date="2026-01-01T00:00:00Z">
+          <w:r>
+            <w:rPr>
+              <w:rStyle w:val="Hyperlink"/>
+            </w:rPr>
+            <w:delText xml:space="preserve">Definition 15</w:delText>
+          </w:r>
+        </w:del>
+      </w:hyperlink>
+      <w:del w:id="118" w:author="PR Preview" w:date="2026-01-01T00:00:00Z">
+        <w:r>
+          <w:delText xml:space="preserve"> </w:delText>
+        </w:r>
+      </w:del>
+      <w:del w:id="119" w:author="PR Preview" w:date="2026-01-01T00:00:00Z">
+        <w:r>
+          <w:delText xml:space="preserve">gives an equivalent form:</w:delText>
+        </w:r>
+      </w:del>
+    </w:p>
+    <w:p>
+      <w:pPr>
+        <w:pStyle w:val="BodyText"/>
+      </w:pPr>
+      <w:del w:id="120" w:author="PR Preview" w:date="2026-01-01T00:00:00Z">
+        <w:r>
+          <w:delText xml:space="preserve">$$
+    \begin{aligned}
+    \operatorname{DIC}
+    &amp;= D(\bar{\mathord{\smash[b]{\underset{\raise.3ex\hbox{$\scriptstyle\sim$}}{\theta}}\vphantom{\theta}}}) + 2\mathopen{}\left(\overline{D} - D(\bar{\mathord{\smash[b]{\underset{\raise.3ex\hbox{$\scriptstyle\sim$}}{\theta}}\vphantom{\theta}}})\right)\mathclose{}
+    &amp;&amp; \text{(definition of $p_D$)}\\
+    &amp;= 2\overline{D} - D(\bar{\mathord{\smash[b]{\underset{\raise.3ex\hbox{$\scriptstyle\sim$}}{\theta}}\vphantom{\theta}}})
+    &amp;&amp; \text{(collecting terms)}\\
+    &amp;= \overline{D} + \mathopen{}\left(\overline{D} - D(\bar{\mathord{\smash[b]{\underset{\raise.3ex\hbox{$\scriptstyle\sim$}}{\theta}}\vphantom{\theta}}})\right)\mathclose{}
+    &amp;&amp; \text{(splitting $2\overline{D}$)}\\
+    &amp;= \overline{D} + p_D
+    &amp;&amp; \text{(definition of $p_D$)}.
+    \end{aligned}
+    $$</w:delText>
+        </w:r>
+      </w:del>
+    </w:p>
+    <w:p>
+      <w:pPr>
+        <w:pStyle w:val="FirstParagraph"/>
+      </w:pPr>
+      <w:del w:id="121" w:author="PR Preview" w:date="2026-01-01T00:00:00Z">
+        <w:r>
+          <w:delText xml:space="preserve">The term</w:delText>
+        </w:r>
+      </w:del>
+      <w:del w:id="122" w:author="PR Preview" w:date="2026-01-01T00:00:00Z">
+        <w:r>
+          <w:delText xml:space="preserve"> </w:delText>
+        </w:r>
+      </w:del>
+      <w:del w:id="123" w:author="PR Preview" w:date="2026-01-01T00:00:00Z">
+        <w:r>
+          <w:delText xml:space="preserve">$D(\bar{\mathord{\smash[b]{\underset{\raise.3ex\hbox{$\scriptstyle\sim$}}{\theta}}\vphantom{\theta}}})$</w:delText>
+        </w:r>
+      </w:del>
+      <w:del w:id="124" w:author="PR Preview" w:date="2026-01-01T00:00:00Z">
+        <w:r>
+          <w:delText xml:space="preserve"> </w:delText>
+        </w:r>
+      </w:del>
+      <w:del w:id="125" w:author="PR Preview" w:date="2026-01-01T00:00:00Z">
+        <w:r>
+          <w:delText xml:space="preserve">rewards fit,</w:delText>
+        </w:r>
+      </w:del>
+      <w:del w:id="126" w:author="PR Preview" w:date="2026-01-01T00:00:00Z">
+        <w:r>
+          <w:delText xml:space="preserve"> </w:delText>
+        </w:r>
+      </w:del>
+      <w:del w:id="127" w:author="PR Preview" w:date="2026-01-01T00:00:00Z">
+        <w:r>
+          <w:delText xml:space="preserve">while</w:delText>
+        </w:r>
+      </w:del>
+      <w:del w:id="128" w:author="PR Preview" w:date="2026-01-01T00:00:00Z">
+        <w:r>
+          <w:delText xml:space="preserve"> </w:delText>
+        </w:r>
+      </w:del>
+      <m:oMath>
+        <m:sSub>
+          <m:e>
+            <m:r>
+              <m:t>p</m:t>
+            </m:r>
+          </m:e>
+          <m:sub>
+            <m:r>
+              <m:t>D</m:t>
+            </m:r>
+          </m:sub>
+        </m:sSub>
+      </m:oMath>
+      <w:del w:id="129" w:author="PR Preview" w:date="2026-01-01T00:00:00Z">
+        <w:r>
+          <w:delText xml:space="preserve"> </w:delText>
+        </w:r>
+      </w:del>
+      <w:del w:id="130" w:author="PR Preview" w:date="2026-01-01T00:00:00Z">
+        <w:r>
+          <w:delText xml:space="preserve">penalizes complexity:</w:delText>
+        </w:r>
+      </w:del>
+      <w:del w:id="131" w:author="PR Preview" w:date="2026-01-01T00:00:00Z">
+        <w:r>
+          <w:delText xml:space="preserve"> </w:delText>
+        </w:r>
+      </w:del>
+      <w:del w:id="132" w:author="PR Preview" w:date="2026-01-01T00:00:00Z">
+        <w:r>
+          <w:delText xml:space="preserve">it measures how much the deviance is reduced, on average,</w:delText>
+        </w:r>
+      </w:del>
+      <w:del w:id="133" w:author="PR Preview" w:date="2026-01-01T00:00:00Z">
+        <w:r>
+          <w:delText xml:space="preserve"> </w:delText>
+        </w:r>
+      </w:del>
+      <w:del w:id="134" w:author="PR Preview" w:date="2026-01-01T00:00:00Z">
+        <w:r>
+          <w:delText xml:space="preserve">by letting the parameters adapt to the data.</w:delText>
+        </w:r>
+      </w:del>
+      <w:del w:id="135" w:author="PR Preview" w:date="2026-01-01T00:00:00Z">
+        <w:r>
+          <w:delText xml:space="preserve"> </w:delText>
+        </w:r>
+      </w:del>
+      <w:del w:id="136" w:author="PR Preview" w:date="2026-01-01T00:00:00Z">
+        <w:r>
+          <w:delText xml:space="preserve">As with Akaike’s criterion, lower DIC is better,</w:delText>
+        </w:r>
+      </w:del>
+      <w:del w:id="137" w:author="PR Preview" w:date="2026-01-01T00:00:00Z">
+        <w:r>
+          <w:delText xml:space="preserve"> </w:delText>
+        </w:r>
+      </w:del>
+      <w:del w:id="138" w:author="PR Preview" w:date="2026-01-01T00:00:00Z">
+        <w:r>
+          <w:delText xml:space="preserve">and only differences in DIC between models fit to the same data are meaningful</w:delText>
+        </w:r>
+      </w:del>
+      <w:del w:id="139" w:author="PR Preview" w:date="2026-01-01T00:00:00Z">
+        <w:r>
+          <w:delText xml:space="preserve"> </w:delText>
+        </w:r>
+      </w:del>
+      <w:del w:id="140" w:author="PR Preview" w:date="2026-01-01T00:00:00Z">
+        <w:r>
+          <w:delText xml:space="preserve">[1, Ch. 13], p. 306</w:delText>
+        </w:r>
+      </w:del>
+      <w:del w:id="141" w:author="PR Preview" w:date="2026-01-01T00:00:00Z">
+        <w:r>
+          <w:delText xml:space="preserve">.</w:delText>
+        </w:r>
+      </w:del>
+      <w:del w:id="142" w:author="PR Preview" w:date="2026-01-01T00:00:00Z">
+        <w:r>
+          <w:delText xml:space="preserve"> </w:delText>
+        </w:r>
+      </w:del>
+      <w:del w:id="143" w:author="PR Preview" w:date="2026-01-01T00:00:00Z">
+        <w:r>
+          <w:delText xml:space="preserve">Both</w:delText>
+        </w:r>
+      </w:del>
+      <w:del w:id="144" w:author="PR Preview" w:date="2026-01-01T00:00:00Z">
+        <w:r>
+          <w:delText xml:space="preserve"> </w:delText>
+        </w:r>
+      </w:del>
+      <m:oMath>
+        <m:bar>
+          <m:barPr>
+            <m:pos m:val="top"/>
+          </m:barPr>
+          <m:e>
+            <m:r>
+              <m:t>D</m:t>
+            </m:r>
+          </m:e>
+        </m:bar>
+      </m:oMath>
+      <w:del w:id="145" w:author="PR Preview" w:date="2026-01-01T00:00:00Z">
+        <w:r>
+          <w:delText xml:space="preserve"> </w:delText>
+        </w:r>
+      </w:del>
+      <w:del w:id="146" w:author="PR Preview" w:date="2026-01-01T00:00:00Z">
+        <w:r>
+          <w:delText xml:space="preserve">and</w:delText>
+        </w:r>
+      </w:del>
+      <w:del w:id="147" w:author="PR Preview" w:date="2026-01-01T00:00:00Z">
+        <w:r>
+          <w:delText xml:space="preserve"> </w:delText>
+        </w:r>
+      </w:del>
+      <w:del w:id="148" w:author="PR Preview" w:date="2026-01-01T00:00:00Z">
+        <w:r>
+          <w:delText xml:space="preserve">$\bar{\mathord{\smash[b]{\underset{\raise.3ex\hbox{$\scriptstyle\sim$}}{\theta}}\vphantom{\theta}}}$</w:delText>
+        </w:r>
+      </w:del>
+      <w:del w:id="149" w:author="PR Preview" w:date="2026-01-01T00:00:00Z">
+        <w:r>
+          <w:delText xml:space="preserve"> </w:delText>
+        </w:r>
+      </w:del>
+      <w:del w:id="150" w:author="PR Preview" w:date="2026-01-01T00:00:00Z">
+        <w:r>
+          <w:delText xml:space="preserve">are</w:delText>
+        </w:r>
+      </w:del>
+      <w:del w:id="151" w:author="PR Preview" w:date="2026-01-01T00:00:00Z">
+        <w:r>
+          <w:delText xml:space="preserve"> </w:delText>
+        </w:r>
+      </w:del>
+      <w:hyperlink w:anchor="def-monte-carlo-estimate">
+        <w:del w:id="152" w:author="PR Preview" w:date="2026-01-01T00:00:00Z">
+          <w:r>
+            <w:rPr>
+              <w:rStyle w:val="Hyperlink"/>
+            </w:rPr>
+            <w:delText xml:space="preserve">Monte Carlo estimates</w:delText>
+          </w:r>
+        </w:del>
+      </w:hyperlink>
+      <w:del w:id="153" w:author="PR Preview" w:date="2026-01-01T00:00:00Z">
+        <w:r>
+          <w:delText xml:space="preserve"> </w:delText>
+        </w:r>
+      </w:del>
+      <w:del w:id="154" w:author="PR Preview" w:date="2026-01-01T00:00:00Z">
+        <w:r>
+          <w:delText xml:space="preserve">from the posterior draws,</w:delText>
+        </w:r>
+      </w:del>
+      <w:del w:id="155" w:author="PR Preview" w:date="2026-01-01T00:00:00Z">
+        <w:r>
+          <w:delText xml:space="preserve"> </w:delText>
+        </w:r>
+      </w:del>
+      <w:del w:id="156" w:author="PR Preview" w:date="2026-01-01T00:00:00Z">
+        <w:r>
+          <w:delText xml:space="preserve">so DIC is a by-product of an MCMC run.</w:delText>
+        </w:r>
+      </w:del>
+    </w:p>
+    <w:p>
+      <w:pPr>
+        <w:pStyle w:val="BodyText"/>
+      </w:pPr>
+      <w:ins w:id="157" w:author="PR Preview" w:date="2026-01-01T00:00:00Z">
+        <w:r>
+          <w:t xml:space="preserve">Substituting</w:t>
+        </w:r>
+      </w:ins>
+      <w:ins w:id="158" w:author="PR Preview" w:date="2026-01-01T00:00:00Z">
+        <w:r>
+          <w:t xml:space="preserve"> </w:t>
+        </w:r>
+      </w:ins>
+      <w:hyperlink w:anchor="def-effective-parameters">
+        <w:ins w:id="159" w:author="PR Preview" w:date="2026-01-01T00:00:00Z">
+          <w:r>
+            <w:rPr>
+              <w:rStyle w:val="Hyperlink"/>
+            </w:rPr>
+            <w:t xml:space="preserve">Definition 16</w:t>
+          </w:r>
+        </w:ins>
+      </w:hyperlink>
+      <w:ins w:id="160" w:author="PR Preview" w:date="2026-01-01T00:00:00Z">
+        <w:r>
+          <w:t xml:space="preserve"> </w:t>
+        </w:r>
+      </w:ins>
+      <w:ins w:id="161" w:author="PR Preview" w:date="2026-01-01T00:00:00Z">
+        <w:r>
+          <w:t xml:space="preserve">gives an equivalent form:</w:t>
+        </w:r>
+      </w:ins>
+    </w:p>
+    <w:p>
+      <w:pPr>
+        <w:pStyle w:val="BodyText"/>
+      </w:pPr>
+      <w:ins w:id="162" w:author="PR Preview" w:date="2026-01-01T00:00:00Z">
+        <w:r>
+          <w:t xml:space="preserve">$$
+    \begin{aligned}
+    \operatorname{DIC}
+    &amp;= {\operatorname{dev}_{\mathrm{DIC}}\mathopen{}\left(\bar{\mathord{\smash[b]{\underset{\raise.3ex\hbox{$\scriptstyle\sim$}}{\theta}}\vphantom{\theta}}}\right)\mathclose{}} + 2\mathopen{}\left(\overline{\operatorname{dev}_{\mathrm{DIC}}} - {\operatorname{dev}_{\mathrm{DIC}}\mathopen{}\left(\bar{\mathord{\smash[b]{\underset{\raise.3ex\hbox{$\scriptstyle\sim$}}{\theta}}\vphantom{\theta}}}\right)\mathclose{}}\right)\mathclose{}
+    &amp;&amp; \text{(definition of $p_D$)}\\
+    &amp;= 2\overline{\operatorname{dev}_{\mathrm{DIC}}} - {\operatorname{dev}_{\mathrm{DIC}}\mathopen{}\left(\bar{\mathord{\smash[b]{\underset{\raise.3ex\hbox{$\scriptstyle\sim$}}{\theta}}\vphantom{\theta}}}\right)\mathclose{}}
+    &amp;&amp; \text{(collecting terms)}\\
+    &amp;= \overline{\operatorname{dev}_{\mathrm{DIC}}} + \mathopen{}\left(\overline{\operatorname{dev}_{\mathrm{DIC}}} - {\operatorname{dev}_{\mathrm{DIC}}\mathopen{}\left(\bar{\mathord{\smash[b]{\underset{\raise.3ex\hbox{$\scriptstyle\sim$}}{\theta}}\vphantom{\theta}}}\right)\mathclose{}}\right)\mathclose{}
+    &amp;&amp; \text{(splitting $2\overline{\operatorname{dev}_{\mathrm{DIC}}}$)}\\
+    &amp;= \overline{\operatorname{dev}_{\mathrm{DIC}}} + p_D
+    &amp;&amp; \text{(definition of $p_D$)}.
+    \end{aligned}
+    $$</w:t>
+        </w:r>
+      </w:ins>
+    </w:p>
+    <w:p>
+      <w:pPr>
+        <w:pStyle w:val="FirstParagraph"/>
+      </w:pPr>
+      <w:ins w:id="163" w:author="PR Preview" w:date="2026-01-01T00:00:00Z">
+        <w:r>
+          <w:t xml:space="preserve">The term</w:t>
+        </w:r>
+      </w:ins>
+      <w:ins w:id="164" w:author="PR Preview" w:date="2026-01-01T00:00:00Z">
+        <w:r>
+          <w:t xml:space="preserve"> </w:t>
+        </w:r>
+      </w:ins>
+      <w:ins w:id="165" w:author="PR Preview" w:date="2026-01-01T00:00:00Z">
+        <w:r>
+          <w:t xml:space="preserve">${\operatorname{dev}_{\mathrm{DIC}}\mathopen{}\left(\bar{\mathord{\smash[b]{\underset{\raise.3ex\hbox{$\scriptstyle\sim$}}{\theta}}\vphantom{\theta}}}\right)\mathclose{}}$</w:t>
+        </w:r>
+      </w:ins>
+      <w:ins w:id="166" w:author="PR Preview" w:date="2026-01-01T00:00:00Z">
+        <w:r>
+          <w:t xml:space="preserve"> </w:t>
+        </w:r>
+      </w:ins>
+      <w:ins w:id="167" w:author="PR Preview" w:date="2026-01-01T00:00:00Z">
+        <w:r>
+          <w:t xml:space="preserve">rewards fit,</w:t>
+        </w:r>
+      </w:ins>
+      <w:ins w:id="168" w:author="PR Preview" w:date="2026-01-01T00:00:00Z">
+        <w:r>
+          <w:t xml:space="preserve"> </w:t>
+        </w:r>
+      </w:ins>
+      <w:ins w:id="169" w:author="PR Preview" w:date="2026-01-01T00:00:00Z">
+        <w:r>
+          <w:t xml:space="preserve">while</w:t>
+        </w:r>
+      </w:ins>
+      <w:ins w:id="170" w:author="PR Preview" w:date="2026-01-01T00:00:00Z">
+        <w:r>
+          <w:t xml:space="preserve"> </w:t>
+        </w:r>
+      </w:ins>
+      <m:oMath>
+        <m:sSub>
+          <m:e>
+            <m:r>
+              <m:t>p</m:t>
+            </m:r>
+          </m:e>
+          <m:sub>
+            <m:r>
+              <m:t>D</m:t>
+            </m:r>
+          </m:sub>
+        </m:sSub>
+      </m:oMath>
+      <w:ins w:id="171" w:author="PR Preview" w:date="2026-01-01T00:00:00Z">
+        <w:r>
+          <w:t xml:space="preserve"> </w:t>
+        </w:r>
+      </w:ins>
+      <w:ins w:id="172" w:author="PR Preview" w:date="2026-01-01T00:00:00Z">
+        <w:r>
+          <w:t xml:space="preserve">penalizes complexity:</w:t>
+        </w:r>
+      </w:ins>
+      <w:ins w:id="173" w:author="PR Preview" w:date="2026-01-01T00:00:00Z">
+        <w:r>
+          <w:t xml:space="preserve"> </w:t>
+        </w:r>
+      </w:ins>
+      <w:ins w:id="174" w:author="PR Preview" w:date="2026-01-01T00:00:00Z">
+        <w:r>
+          <w:t xml:space="preserve">it measures how much the deviance is reduced, on average,</w:t>
+        </w:r>
+      </w:ins>
+      <w:ins w:id="175" w:author="PR Preview" w:date="2026-01-01T00:00:00Z">
+        <w:r>
+          <w:t xml:space="preserve"> </w:t>
+        </w:r>
+      </w:ins>
+      <w:ins w:id="176" w:author="PR Preview" w:date="2026-01-01T00:00:00Z">
+        <w:r>
+          <w:t xml:space="preserve">by letting the parameters adapt to the data.</w:t>
+        </w:r>
+      </w:ins>
+      <w:ins w:id="177" w:author="PR Preview" w:date="2026-01-01T00:00:00Z">
+        <w:r>
+          <w:t xml:space="preserve"> </w:t>
+        </w:r>
+      </w:ins>
+      <w:ins w:id="178" w:author="PR Preview" w:date="2026-01-01T00:00:00Z">
+        <w:r>
+          <w:t xml:space="preserve">As with Akaike’s criterion, lower DIC is better,</w:t>
+        </w:r>
+      </w:ins>
+      <w:ins w:id="179" w:author="PR Preview" w:date="2026-01-01T00:00:00Z">
+        <w:r>
+          <w:t xml:space="preserve"> </w:t>
+        </w:r>
+      </w:ins>
+      <w:ins w:id="180" w:author="PR Preview" w:date="2026-01-01T00:00:00Z">
+        <w:r>
+          <w:t xml:space="preserve">and only differences in DIC between models fit to the same data are meaningful</w:t>
+        </w:r>
+      </w:ins>
+      <w:ins w:id="181" w:author="PR Preview" w:date="2026-01-01T00:00:00Z">
+        <w:r>
+          <w:t xml:space="preserve"> </w:t>
+        </w:r>
+      </w:ins>
+      <w:ins w:id="182" w:author="PR Preview" w:date="2026-01-01T00:00:00Z">
+        <w:r>
+          <w:t xml:space="preserve">[1, Ch. 13], p. 306</w:t>
+        </w:r>
+      </w:ins>
+      <w:ins w:id="183" w:author="PR Preview" w:date="2026-01-01T00:00:00Z">
+        <w:r>
+          <w:t xml:space="preserve">.</w:t>
+        </w:r>
+      </w:ins>
+      <w:ins w:id="184" w:author="PR Preview" w:date="2026-01-01T00:00:00Z">
+        <w:r>
+          <w:t xml:space="preserve"> </w:t>
+        </w:r>
+      </w:ins>
+      <w:ins w:id="185" w:author="PR Preview" w:date="2026-01-01T00:00:00Z">
+        <w:r>
+          <w:t xml:space="preserve">Both</w:t>
+        </w:r>
+      </w:ins>
+      <w:ins w:id="186" w:author="PR Preview" w:date="2026-01-01T00:00:00Z">
+        <w:r>
+          <w:t xml:space="preserve"> </w:t>
+        </w:r>
+      </w:ins>
+      <m:oMath>
+        <m:bar>
+          <m:barPr>
+            <m:pos m:val="top"/>
+          </m:barPr>
+          <m:e>
+            <m:sSub>
+              <m:e>
+                <m:r>
+                  <m:rPr>
+                    <m:sty m:val="p"/>
+                  </m:rPr>
+                  <m:t>dev</m:t>
+                </m:r>
+              </m:e>
+              <m:sub>
+                <m:r>
+                  <m:rPr>
+                    <m:sty m:val="p"/>
+                  </m:rPr>
+                  <m:t>D</m:t>
+                </m:r>
+                <m:r>
+                  <m:rPr>
+                    <m:sty m:val="p"/>
+                  </m:rPr>
+                  <m:t>I</m:t>
+                </m:r>
+                <m:r>
+                  <m:rPr>
+                    <m:sty m:val="p"/>
+                  </m:rPr>
+                  <m:t>C</m:t>
+                </m:r>
+              </m:sub>
+            </m:sSub>
+          </m:e>
+        </m:bar>
+      </m:oMath>
+      <w:ins w:id="187" w:author="PR Preview" w:date="2026-01-01T00:00:00Z">
+        <w:r>
+          <w:t xml:space="preserve"> </w:t>
+        </w:r>
+      </w:ins>
+      <w:ins w:id="188" w:author="PR Preview" w:date="2026-01-01T00:00:00Z">
+        <w:r>
+          <w:t xml:space="preserve">and</w:t>
+        </w:r>
+      </w:ins>
+      <w:ins w:id="189" w:author="PR Preview" w:date="2026-01-01T00:00:00Z">
+        <w:r>
+          <w:t xml:space="preserve"> </w:t>
+        </w:r>
+      </w:ins>
+      <w:ins w:id="190" w:author="PR Preview" w:date="2026-01-01T00:00:00Z">
+        <w:r>
+          <w:t xml:space="preserve">$\bar{\mathord{\smash[b]{\underset{\raise.3ex\hbox{$\scriptstyle\sim$}}{\theta}}\vphantom{\theta}}}$</w:t>
+        </w:r>
+      </w:ins>
+      <w:ins w:id="191" w:author="PR Preview" w:date="2026-01-01T00:00:00Z">
+        <w:r>
+          <w:t xml:space="preserve"> </w:t>
+        </w:r>
+      </w:ins>
+      <w:ins w:id="192" w:author="PR Preview" w:date="2026-01-01T00:00:00Z">
+        <w:r>
+          <w:t xml:space="preserve">are</w:t>
+        </w:r>
+      </w:ins>
+      <w:ins w:id="193" w:author="PR Preview" w:date="2026-01-01T00:00:00Z">
+        <w:r>
+          <w:t xml:space="preserve"> </w:t>
+        </w:r>
+      </w:ins>
+      <w:hyperlink w:anchor="def-monte-carlo-estimate">
+        <w:ins w:id="194" w:author="PR Preview" w:date="2026-01-01T00:00:00Z">
+          <w:r>
+            <w:rPr>
+              <w:rStyle w:val="Hyperlink"/>
+            </w:rPr>
+            <w:t xml:space="preserve">Monte Carlo estimates</w:t>
+          </w:r>
+        </w:ins>
+      </w:hyperlink>
+      <w:ins w:id="195" w:author="PR Preview" w:date="2026-01-01T00:00:00Z">
+        <w:r>
+          <w:t xml:space="preserve"> </w:t>
+        </w:r>
+      </w:ins>
+      <w:ins w:id="196" w:author="PR Preview" w:date="2026-01-01T00:00:00Z">
+        <w:r>
+          <w:t xml:space="preserve">from the posterior draws,</w:t>
+        </w:r>
+      </w:ins>
+      <w:ins w:id="197" w:author="PR Preview" w:date="2026-01-01T00:00:00Z">
+        <w:r>
+          <w:t xml:space="preserve"> </w:t>
+        </w:r>
+      </w:ins>
+      <w:ins w:id="198" w:author="PR Preview" w:date="2026-01-01T00:00:00Z">
+        <w:r>
+          <w:t xml:space="preserve">so DIC is a by-product of an MCMC run.</w:t>
+        </w:r>
+      </w:ins>
+    </w:p>
+    <w:bookmarkStart w:id="76" w:name="exm-dic-bernoulli"/>
+    <w:p>
+      <w:pPr>
+        <w:pStyle w:val="BodyText"/>
+      </w:pPr>
+      <w:r>
+        <w:rPr>
+          <w:b/>
+          <w:bCs/>
+        </w:rPr>
+        <w:t xml:space="preserve">Example 12 (DIC for the Bernoulli model)</w:t>
+      </w:r>
+      <w:r>
+        <w:t xml:space="preserve"> </w:t>
+      </w:r>
+      <w:r>
+        <w:t xml:space="preserve">For</w:t>
+      </w:r>
+      <w:r>
+        <w:t xml:space="preserve"> </w:t>
+      </w:r>
+      <m:oMath>
+        <m:r>
+          <m:t>r</m:t>
+        </m:r>
+        <m:r>
+          <m:rPr>
+            <m:sty m:val="p"/>
+          </m:rPr>
+          <m:t>=</m:t>
+        </m:r>
+        <m:r>
+          <m:t>55</m:t>
+        </m:r>
+      </m:oMath>
+      <w:r>
+        <w:t xml:space="preserve"> </w:t>
+      </w:r>
+      <w:r>
+        <w:t xml:space="preserve">successes in</w:t>
+      </w:r>
+      <w:r>
+        <w:t xml:space="preserve"> </w:t>
+      </w:r>
+      <m:oMath>
+        <m:r>
+          <m:t>n</m:t>
+        </m:r>
+        <m:r>
+          <m:rPr>
+            <m:sty m:val="p"/>
+          </m:rPr>
+          <m:t>=</m:t>
+        </m:r>
+        <m:r>
+          <m:t>91</m:t>
+        </m:r>
+      </m:oMath>
+      <w:r>
+        <w:t xml:space="preserve"> </w:t>
+      </w:r>
+      <w:r>
+        <w:t xml:space="preserve">trials,</w:t>
+      </w:r>
+      <w:r>
+        <w:t xml:space="preserve"> </w:t>
+      </w:r>
+      <m:oMath>
+        <m:sSub>
+          <m:e>
+            <m:r>
+              <m:rPr>
+                <m:sty m:val="p"/>
+              </m:rPr>
+              <m:t>dev</m:t>
+            </m:r>
+          </m:e>
+          <m:sub>
+            <m:r>
+              <m:rPr>
+                <m:sty m:val="p"/>
+              </m:rPr>
+              <m:t>D</m:t>
+            </m:r>
+            <m:r>
+              <m:rPr>
+                <m:sty m:val="p"/>
+              </m:rPr>
+              <m:t>I</m:t>
+            </m:r>
+            <m:r>
+              <m:rPr>
+                <m:sty m:val="p"/>
+              </m:rPr>
+              <m:t>C</m:t>
+            </m:r>
+          </m:sub>
+        </m:sSub>
+        <m:r>
+          <m:t>​</m:t>
+        </m:r>
+        <m:d>
+          <m:dPr>
+            <m:begChr m:val="("/>
+            <m:sepChr m:val=""/>
+            <m:endChr m:val=")"/>
+            <m:grow/>
+          </m:dPr>
+          <m:e>
+            <m:r>
+              <m:t>π</m:t>
+            </m:r>
+          </m:e>
+        </m:d>
+        <m:r>
+          <m:t>​</m:t>
+        </m:r>
+        <m:r>
+          <m:rPr>
+            <m:sty m:val="p"/>
+          </m:rPr>
+          <m:t>=</m:t>
+        </m:r>
+        <m:r>
+          <m:rPr>
+            <m:sty m:val="p"/>
+          </m:rPr>
+          <m:t>−</m:t>
+        </m:r>
+        <m:r>
+          <m:t>2</m:t>
+        </m:r>
+        <m:r>
+          <m:t>​</m:t>
+        </m:r>
+        <m:d>
+          <m:dPr>
+            <m:begChr m:val="("/>
+            <m:sepChr m:val=""/>
+            <m:endChr m:val=")"/>
+            <m:grow/>
+          </m:dPr>
+          <m:e>
+            <m:r>
+              <m:t>r</m:t>
+            </m:r>
+            <m:r>
+              <m:rPr>
+                <m:sty m:val="p"/>
+              </m:rPr>
+              <m:t>log</m:t>
+            </m:r>
+            <m:r>
+              <m:t>π</m:t>
+            </m:r>
+            <m:r>
+              <m:rPr>
+                <m:sty m:val="p"/>
+              </m:rPr>
+              <m:t>+</m:t>
+            </m:r>
+            <m:r>
+              <m:rPr>
+                <m:sty m:val="p"/>
+              </m:rPr>
+              <m:t>(</m:t>
+            </m:r>
+            <m:r>
+              <m:t>n</m:t>
+            </m:r>
+            <m:r>
+              <m:rPr>
+                <m:sty m:val="p"/>
+              </m:rPr>
+              <m:t>−</m:t>
+            </m:r>
+            <m:r>
+              <m:t>r</m:t>
+            </m:r>
+            <m:r>
+              <m:rPr>
+                <m:sty m:val="p"/>
+              </m:rPr>
+              <m:t>)</m:t>
+            </m:r>
+            <m:r>
+              <m:rPr>
+                <m:sty m:val="p"/>
+              </m:rPr>
+              <m:t>log</m:t>
+            </m:r>
+            <m:r>
+              <m:rPr>
+                <m:sty m:val="p"/>
+              </m:rPr>
+              <m:t>(</m:t>
+            </m:r>
+            <m:r>
+              <m:t>1</m:t>
+            </m:r>
+            <m:r>
+              <m:rPr>
+                <m:sty m:val="p"/>
+              </m:rPr>
+              <m:t>−</m:t>
+            </m:r>
+            <m:r>
+              <m:t>π</m:t>
+            </m:r>
+            <m:r>
+              <m:rPr>
+                <m:sty m:val="p"/>
+              </m:rPr>
+              <m:t>)</m:t>
+            </m:r>
+          </m:e>
+        </m:d>
+        <m:r>
+          <m:t>​</m:t>
+        </m:r>
+      </m:oMath>
+      <w:r>
+        <w:t xml:space="preserve">.</w:t>
+      </w:r>
+      <w:r>
+        <w:t xml:space="preserve"> </w:t>
+      </w:r>
+      <w:r>
+        <w:t xml:space="preserve">We</w:t>
+      </w:r>
+      <w:r>
+        <w:t xml:space="preserve"> </w:t>
+      </w:r>
+      <w:hyperlink r:id="rId75">
+        <w:r>
+          <w:rPr>
+            <w:rStyle w:val="Hyperlink"/>
+          </w:rPr>
+          <w:t xml:space="preserve">estimate</w:t>
+        </w:r>
+      </w:hyperlink>
+      <w:r>
+        <w:t xml:space="preserve"> </w:t>
+      </w:r>
+      <m:oMath>
+        <m:bar>
+          <m:barPr>
+            <m:pos m:val="top"/>
+          </m:barPr>
+          <m:e>
+            <m:sSub>
+              <m:e>
+                <m:r>
+                  <m:rPr>
+                    <m:sty m:val="p"/>
+                  </m:rPr>
+                  <m:t>dev</m:t>
+                </m:r>
+              </m:e>
+              <m:sub>
+                <m:r>
+                  <m:rPr>
+                    <m:sty m:val="p"/>
+                  </m:rPr>
+                  <m:t>D</m:t>
+                </m:r>
+                <m:r>
+                  <m:rPr>
+                    <m:sty m:val="p"/>
+                  </m:rPr>
+                  <m:t>I</m:t>
+                </m:r>
+                <m:r>
+                  <m:rPr>
+                    <m:sty m:val="p"/>
+                  </m:rPr>
+                  <m:t>C</m:t>
+                </m:r>
+              </m:sub>
+            </m:sSub>
+          </m:e>
+        </m:bar>
+      </m:oMath>
       <w:r>
         <w:t xml:space="preserve"> </w:t>
       </w:r>
@@ -22456,8 +22701,8 @@
         <w:t xml:space="preserve">is close to 1.</w:t>
       </w:r>
     </w:p>
-    <w:bookmarkEnd w:id="75"/>
-    <w:bookmarkStart w:id="76" w:name="rem-dic-caveats"/>
+    <w:bookmarkEnd w:id="76"/>
+    <w:bookmarkStart w:id="77" w:name="rem-dic-caveats"/>
     <w:p>
       <w:pPr>
         <w:pStyle w:val="BodyText"/>
@@ -22497,9 +22742,9 @@
         <w:t xml:space="preserve">.</w:t>
       </w:r>
     </w:p>
-    <w:bookmarkEnd w:id="76"/>
     <w:bookmarkEnd w:id="77"/>
-    <w:bookmarkStart w:id="101" w:name="references"/>
+    <w:bookmarkEnd w:id="78"/>
+    <w:bookmarkStart w:id="102" w:name="references"/>
     <w:p>
       <w:pPr>
         <w:pStyle w:val="Heading2"/>
@@ -22508,8 +22753,8 @@
         <w:t xml:space="preserve">References</w:t>
       </w:r>
     </w:p>
-    <w:bookmarkStart w:id="100" w:name="refs"/>
-    <w:bookmarkStart w:id="79" w:name="ref-dobson4e"/>
+    <w:bookmarkStart w:id="101" w:name="refs"/>
+    <w:bookmarkStart w:id="80" w:name="ref-dobson4e"/>
     <w:p>
       <w:pPr>
         <w:pStyle w:val="Bibliography"/>
@@ -22542,7 +22787,7 @@
       <w:r>
         <w:t xml:space="preserve"> </w:t>
       </w:r>
-      <w:hyperlink r:id="rId78">
+      <w:hyperlink r:id="rId79">
         <w:r>
           <w:rPr>
             <w:rStyle w:val="Hyperlink"/>
@@ -22554,8 +22799,8 @@
         <w:t xml:space="preserve">.</w:t>
       </w:r>
     </w:p>
-    <w:bookmarkEnd w:id="79"/>
-    <w:bookmarkStart w:id="81" w:name="ref-wikipedia_markov_chain_monte_carlo"/>
+    <w:bookmarkEnd w:id="80"/>
+    <w:bookmarkStart w:id="82" w:name="ref-wikipedia_markov_chain_monte_carlo"/>
     <w:p>
       <w:pPr>
         <w:pStyle w:val="Bibliography"/>
@@ -22602,7 +22847,7 @@
       <w:r>
         <w:t xml:space="preserve"> </w:t>
       </w:r>
-      <w:hyperlink r:id="rId80">
+      <w:hyperlink r:id="rId81">
         <w:r>
           <w:rPr>
             <w:rStyle w:val="Hyperlink"/>
@@ -22611,8 +22856,8 @@
         </w:r>
       </w:hyperlink>
     </w:p>
-    <w:bookmarkEnd w:id="81"/>
-    <w:bookmarkStart w:id="83" w:name="ref-wikipedia_monte_carlo_method"/>
+    <w:bookmarkEnd w:id="82"/>
+    <w:bookmarkStart w:id="84" w:name="ref-wikipedia_monte_carlo_method"/>
     <w:p>
       <w:pPr>
         <w:pStyle w:val="Bibliography"/>
@@ -22659,7 +22904,7 @@
       <w:r>
         <w:t xml:space="preserve"> </w:t>
       </w:r>
-      <w:hyperlink r:id="rId82">
+      <w:hyperlink r:id="rId83">
         <w:r>
           <w:rPr>
             <w:rStyle w:val="Hyperlink"/>
@@ -22668,8 +22913,8 @@
         </w:r>
       </w:hyperlink>
     </w:p>
-    <w:bookmarkEnd w:id="83"/>
-    <w:bookmarkStart w:id="85" w:name="ref-wikipedia_markov_chain"/>
+    <w:bookmarkEnd w:id="84"/>
+    <w:bookmarkStart w:id="86" w:name="ref-wikipedia_markov_chain"/>
     <w:p>
       <w:pPr>
         <w:pStyle w:val="Bibliography"/>
@@ -22716,7 +22961,7 @@
       <w:r>
         <w:t xml:space="preserve"> </w:t>
       </w:r>
-      <w:hyperlink r:id="rId84">
+      <w:hyperlink r:id="rId85">
         <w:r>
           <w:rPr>
             <w:rStyle w:val="Hyperlink"/>
@@ -22725,8 +22970,8 @@
         </w:r>
       </w:hyperlink>
     </w:p>
-    <w:bookmarkEnd w:id="85"/>
-    <w:bookmarkStart w:id="87" w:name="ref-wikipedia_stationary_distribution"/>
+    <w:bookmarkEnd w:id="86"/>
+    <w:bookmarkStart w:id="88" w:name="ref-wikipedia_stationary_distribution"/>
     <w:p>
       <w:pPr>
         <w:pStyle w:val="Bibliography"/>
@@ -22773,7 +23018,7 @@
       <w:r>
         <w:t xml:space="preserve"> </w:t>
       </w:r>
-      <w:hyperlink r:id="rId86">
+      <w:hyperlink r:id="rId87">
         <w:r>
           <w:rPr>
             <w:rStyle w:val="Hyperlink"/>
@@ -22782,8 +23027,8 @@
         </w:r>
       </w:hyperlink>
     </w:p>
-    <w:bookmarkEnd w:id="87"/>
-    <w:bookmarkStart w:id="89" w:name="ref-CaseBerg01"/>
+    <w:bookmarkEnd w:id="88"/>
+    <w:bookmarkStart w:id="90" w:name="ref-CaseBerg01"/>
     <w:p>
       <w:pPr>
         <w:pStyle w:val="Bibliography"/>
@@ -22816,7 +23061,7 @@
       <w:r>
         <w:t xml:space="preserve"> </w:t>
       </w:r>
-      <w:hyperlink r:id="rId88">
+      <w:hyperlink r:id="rId89">
         <w:r>
           <w:rPr>
             <w:rStyle w:val="Hyperlink"/>
@@ -22825,8 +23070,8 @@
         </w:r>
       </w:hyperlink>
     </w:p>
-    <w:bookmarkEnd w:id="89"/>
-    <w:bookmarkStart w:id="91" w:name="ref-gelman2013bda"/>
+    <w:bookmarkEnd w:id="90"/>
+    <w:bookmarkStart w:id="92" w:name="ref-gelman2013bda"/>
     <w:p>
       <w:pPr>
         <w:pStyle w:val="Bibliography"/>
@@ -22859,7 +23104,7 @@
       <w:r>
         <w:t xml:space="preserve"> </w:t>
       </w:r>
-      <w:hyperlink r:id="rId90">
+      <w:hyperlink r:id="rId91">
         <w:r>
           <w:rPr>
             <w:rStyle w:val="Hyperlink"/>
@@ -22871,8 +23116,8 @@
         <w:t xml:space="preserve">.</w:t>
       </w:r>
     </w:p>
-    <w:bookmarkEnd w:id="91"/>
-    <w:bookmarkStart w:id="93" w:name="ref-robert2004mcsm"/>
+    <w:bookmarkEnd w:id="92"/>
+    <w:bookmarkStart w:id="94" w:name="ref-robert2004mcsm"/>
     <w:p>
       <w:pPr>
         <w:pStyle w:val="Bibliography"/>
@@ -22905,7 +23150,7 @@
       <w:r>
         <w:t xml:space="preserve"> </w:t>
       </w:r>
-      <w:hyperlink r:id="rId92">
+      <w:hyperlink r:id="rId93">
         <w:r>
           <w:rPr>
             <w:rStyle w:val="Hyperlink"/>
@@ -22917,8 +23162,8 @@
         <w:t xml:space="preserve">.</w:t>
       </w:r>
     </w:p>
-    <w:bookmarkEnd w:id="93"/>
-    <w:bookmarkStart w:id="95" w:name="X0a397c7ca9bb93e4a8b0185e95bc53522f3477c"/>
+    <w:bookmarkEnd w:id="94"/>
+    <w:bookmarkStart w:id="96" w:name="X0a397c7ca9bb93e4a8b0185e95bc53522f3477c"/>
     <w:p>
       <w:pPr>
         <w:pStyle w:val="Bibliography"/>
@@ -22965,7 +23210,7 @@
       <w:r>
         <w:t xml:space="preserve"> </w:t>
       </w:r>
-      <w:hyperlink r:id="rId94">
+      <w:hyperlink r:id="rId95">
         <w:r>
           <w:rPr>
             <w:rStyle w:val="Hyperlink"/>
@@ -22974,8 +23219,8 @@
         </w:r>
       </w:hyperlink>
     </w:p>
-    <w:bookmarkEnd w:id="95"/>
-    <w:bookmarkStart w:id="97" w:name="ref-wikipedia_gibbs_sampling"/>
+    <w:bookmarkEnd w:id="96"/>
+    <w:bookmarkStart w:id="98" w:name="ref-wikipedia_gibbs_sampling"/>
     <w:p>
       <w:pPr>
         <w:pStyle w:val="Bibliography"/>
@@ -23022,7 +23267,7 @@
       <w:r>
         <w:t xml:space="preserve"> </w:t>
       </w:r>
-      <w:hyperlink r:id="rId96">
+      <w:hyperlink r:id="rId97">
         <w:r>
           <w:rPr>
             <w:rStyle w:val="Hyperlink"/>
@@ -23031,8 +23276,8 @@
         </w:r>
       </w:hyperlink>
     </w:p>
-    <w:bookmarkEnd w:id="97"/>
-    <w:bookmarkStart w:id="99" w:name="Xd7292e24074baff789bf2200686314ff38f3ab0"/>
+    <w:bookmarkEnd w:id="98"/>
+    <w:bookmarkStart w:id="100" w:name="Xd7292e24074baff789bf2200686314ff38f3ab0"/>
     <w:p>
       <w:pPr>
         <w:pStyle w:val="Bibliography"/>
@@ -23079,7 +23324,7 @@
       <w:r>
         <w:t xml:space="preserve"> </w:t>
       </w:r>
-      <w:hyperlink r:id="rId98">
+      <w:hyperlink r:id="rId99">
         <w:r>
           <w:rPr>
             <w:rStyle w:val="Hyperlink"/>
@@ -23088,9 +23333,9 @@
         </w:r>
       </w:hyperlink>
     </w:p>
-    <w:bookmarkEnd w:id="99"/>
     <w:bookmarkEnd w:id="100"/>
     <w:bookmarkEnd w:id="101"/>
+    <w:bookmarkEnd w:id="102"/>
     <w:sectPr>
       <w:footnotePr>
         <w:numRestart w:val="eachSect"/>
